--- a/docx_resources/Вечірня-Утреня/vu_template_parts.docx
+++ b/docx_resources/Вечірня-Утреня/vu_template_parts.docx
@@ -1791,7 +1791,27 @@
           <w:szCs w:val="24"/>
           <w:lang w:val="uk-UA"/>
         </w:rPr>
-        <w:t xml:space="preserve">За святішого вселенського архиєрея Франциска, папу Римського, і за блаженнішого патріярха нашого Святослава, і за преосвященнішого архиєпископа і митрополита нашого кир </w:t>
+        <w:t xml:space="preserve">За святішого вселенського архиєрея </w:t>
+      </w:r>
+      <w:r>
+        <w:rPr>
+          <w:rFonts w:ascii="Times New Roman" w:eastAsia="Times New Roman" w:hAnsi="Times New Roman" w:cs="Times New Roman"/>
+          <w:color w:val="000000"/>
+          <w:sz w:val="24"/>
+          <w:szCs w:val="24"/>
+          <w:lang w:val="uk-UA"/>
+        </w:rPr>
+        <w:t>Лева</w:t>
+      </w:r>
+      <w:r>
+        <w:rPr>
+          <w:rFonts w:ascii="Times New Roman" w:eastAsia="Times New Roman" w:hAnsi="Times New Roman" w:cs="Times New Roman"/>
+          <w:color w:val="000000"/>
+          <w:sz w:val="24"/>
+          <w:szCs w:val="24"/>
+          <w:lang w:val="uk-UA"/>
+        </w:rPr>
+        <w:t xml:space="preserve">, папу Римського, і за блаженнішого патріярха нашого Святослава, і за преосвященнішого архиєпископа і митрополита нашого кир </w:t>
       </w:r>
       <w:r>
         <w:rPr>
@@ -5117,7 +5137,25 @@
           <w:szCs w:val="24"/>
           <w:lang w:val="uk-UA"/>
         </w:rPr>
-        <w:t xml:space="preserve">Ще молимось за святішого вселенського архиєрея Франциска, папу Римського, і за блаженнішого патріярха нашого Святослава, і за преосвященнішого архиєпископа і митрополита нашого кир </w:t>
+        <w:t xml:space="preserve">Ще молимось за святішого вселенського архиєрея </w:t>
+      </w:r>
+      <w:r>
+        <w:rPr>
+          <w:rFonts w:ascii="Times New Roman" w:eastAsia="Times New Roman" w:hAnsi="Times New Roman" w:cs="Times New Roman"/>
+          <w:sz w:val="24"/>
+          <w:szCs w:val="24"/>
+          <w:lang w:val="uk-UA"/>
+        </w:rPr>
+        <w:t>Лева</w:t>
+      </w:r>
+      <w:r>
+        <w:rPr>
+          <w:rFonts w:ascii="Times New Roman" w:eastAsia="Times New Roman" w:hAnsi="Times New Roman" w:cs="Times New Roman"/>
+          <w:sz w:val="24"/>
+          <w:szCs w:val="24"/>
+          <w:lang w:val="uk-UA"/>
+        </w:rPr>
+        <w:t xml:space="preserve">, папу Римського, і за блаженнішого патріярха нашого Святослава, і за преосвященнішого архиєпископа і митрополита нашого кир </w:t>
       </w:r>
       <w:r>
         <w:rPr>
@@ -6671,7 +6709,18 @@
           <w:szCs w:val="24"/>
           <w:lang w:val="uk-UA"/>
         </w:rPr>
-        <w:t>(3 р.)</w:t>
+        <w:t>(</w:t>
+      </w:r>
+      <w:r>
+        <w:rPr>
+          <w:rFonts w:ascii="Times New Roman" w:eastAsia="Times New Roman" w:hAnsi="Times New Roman" w:cs="Times New Roman"/>
+          <w:i/>
+          <w:color w:val="FF0000"/>
+          <w:sz w:val="24"/>
+          <w:szCs w:val="24"/>
+          <w:lang w:val="uk-UA"/>
+        </w:rPr>
+        <w:t>3 р.)</w:t>
       </w:r>
     </w:p>
     <w:p>
@@ -7083,7 +7132,25 @@
           <w:szCs w:val="24"/>
           <w:lang w:val="uk-UA"/>
         </w:rPr>
-        <w:t xml:space="preserve">Ще молимось за святішого вселенського архиєрея Франциска, папу Римського, і за блаженнішого патріярха нашого Святослава, і за преосвященнішого архиєпископа і митрополита нашого кир </w:t>
+        <w:t xml:space="preserve">Ще молимось за святішого вселенського архиєрея </w:t>
+      </w:r>
+      <w:r>
+        <w:rPr>
+          <w:rFonts w:ascii="Times New Roman" w:eastAsia="Times New Roman" w:hAnsi="Times New Roman" w:cs="Times New Roman"/>
+          <w:sz w:val="24"/>
+          <w:szCs w:val="24"/>
+          <w:lang w:val="uk-UA"/>
+        </w:rPr>
+        <w:t>Лева</w:t>
+      </w:r>
+      <w:r>
+        <w:rPr>
+          <w:rFonts w:ascii="Times New Roman" w:eastAsia="Times New Roman" w:hAnsi="Times New Roman" w:cs="Times New Roman"/>
+          <w:sz w:val="24"/>
+          <w:szCs w:val="24"/>
+          <w:lang w:val="uk-UA"/>
+        </w:rPr>
+        <w:t xml:space="preserve">, папу Римського, і за блаженнішого патріярха нашого Святослава, і за преосвященнішого архиєпископа і митрополита нашого кир </w:t>
       </w:r>
       <w:r>
         <w:rPr>
@@ -8336,10 +8403,9 @@
     </w:p>
     <w:p>
       <w:pPr>
-        <w:spacing w:after="120"/>
-        <w:jc w:val="both"/>
-        <w:rPr>
-          <w:rFonts w:ascii="Times New Roman" w:eastAsia="Times New Roman" w:hAnsi="Times New Roman" w:cs="Times New Roman"/>
+        <w:rPr>
+          <w:rFonts w:ascii="Times New Roman" w:eastAsia="Times New Roman" w:hAnsi="Times New Roman" w:cs="Times New Roman"/>
+          <w:color w:val="000000"/>
           <w:sz w:val="24"/>
           <w:szCs w:val="24"/>
           <w:lang w:val="uk-UA"/>
@@ -8360,38 +8426,70 @@
       <w:r>
         <w:rPr>
           <w:rFonts w:ascii="Times New Roman" w:eastAsia="Times New Roman" w:hAnsi="Times New Roman" w:cs="Times New Roman"/>
-          <w:sz w:val="24"/>
-          <w:szCs w:val="24"/>
-          <w:lang w:val="uk-UA"/>
-        </w:rPr>
-        <w:t xml:space="preserve"> Амінь.</w:t>
-      </w:r>
-    </w:p>
-    <w:p>
-      <w:pPr>
-        <w:spacing w:after="120"/>
-        <w:jc w:val="both"/>
-        <w:rPr>
-          <w:rFonts w:ascii="Times New Roman" w:eastAsia="Times New Roman" w:hAnsi="Times New Roman" w:cs="Times New Roman"/>
-          <w:i/>
-          <w:sz w:val="24"/>
-          <w:szCs w:val="24"/>
-          <w:lang w:val="uk-UA"/>
-        </w:rPr>
-      </w:pPr>
-      <w:r>
-        <w:rPr>
-          <w:rFonts w:ascii="Times New Roman" w:eastAsia="Times New Roman" w:hAnsi="Times New Roman" w:cs="Times New Roman"/>
-          <w:sz w:val="24"/>
-          <w:szCs w:val="24"/>
-          <w:lang w:val="uk-UA"/>
-        </w:rPr>
-        <w:t xml:space="preserve">Слава во вишніх Богу, і на землі мир,* в людях благовоління </w:t>
-      </w:r>
-      <w:r>
-        <w:rPr>
-          <w:rFonts w:ascii="Times New Roman" w:eastAsia="Times New Roman" w:hAnsi="Times New Roman" w:cs="Times New Roman"/>
-          <w:i/>
+          <w:color w:val="000000"/>
+          <w:sz w:val="24"/>
+          <w:szCs w:val="24"/>
+          <w:lang w:val="uk-UA"/>
+        </w:rPr>
+        <w:t xml:space="preserve"> </w:t>
+      </w:r>
+      <w:r>
+        <w:rPr>
+          <w:rFonts w:ascii="Times New Roman" w:eastAsia="Times New Roman" w:hAnsi="Times New Roman" w:cs="Times New Roman"/>
+          <w:color w:val="000000"/>
+          <w:sz w:val="24"/>
+          <w:szCs w:val="24"/>
+          <w:lang w:val="uk-UA"/>
+        </w:rPr>
+        <w:t>Амі́нь.</w:t>
+      </w:r>
+    </w:p>
+    <w:p>
+      <w:pPr>
+        <w:spacing w:after="120" w:line="240" w:lineRule="auto"/>
+        <w:jc w:val="both"/>
+        <w:rPr>
+          <w:rFonts w:ascii="Times New Roman" w:eastAsia="Times New Roman" w:hAnsi="Times New Roman" w:cs="Times New Roman"/>
+          <w:sz w:val="24"/>
+          <w:szCs w:val="24"/>
+          <w:lang w:val="uk-UA"/>
+        </w:rPr>
+      </w:pPr>
+      <w:r>
+        <w:rPr>
+          <w:rFonts w:ascii="Times New Roman" w:eastAsia="Times New Roman" w:hAnsi="Times New Roman" w:cs="Times New Roman"/>
+          <w:color w:val="000000"/>
+          <w:sz w:val="24"/>
+          <w:szCs w:val="24"/>
+          <w:lang w:val="uk-UA"/>
+        </w:rPr>
+        <w:t>Сла́ва во ви́шніх Бо́гу, і на землі́ мир,* в лю́дях благоволі́ння</w:t>
+      </w:r>
+      <w:r>
+        <w:rPr>
+          <w:rFonts w:ascii="Times New Roman" w:eastAsia="Times New Roman" w:hAnsi="Times New Roman" w:cs="Times New Roman"/>
+          <w:color w:val="000000"/>
+          <w:sz w:val="24"/>
+          <w:szCs w:val="24"/>
+          <w:lang w:val="uk-UA"/>
+        </w:rPr>
+        <w:t>.</w:t>
+      </w:r>
+      <w:r>
+        <w:rPr>
+          <w:rFonts w:ascii="Times New Roman" w:eastAsia="Times New Roman" w:hAnsi="Times New Roman" w:cs="Times New Roman"/>
+          <w:color w:val="000000"/>
+          <w:sz w:val="24"/>
+          <w:szCs w:val="24"/>
+          <w:lang w:val="uk-UA"/>
+        </w:rPr>
+        <w:t xml:space="preserve"> </w:t>
+      </w:r>
+      <w:r>
+        <w:rPr>
+          <w:rFonts w:ascii="Times New Roman" w:eastAsia="Times New Roman" w:hAnsi="Times New Roman" w:cs="Times New Roman"/>
+          <w:i/>
+          <w:iCs/>
           <w:color w:val="FF0000"/>
           <w:sz w:val="24"/>
           <w:szCs w:val="24"/>
@@ -8399,42 +8497,55 @@
         </w:rPr>
         <w:t>(3 р.)</w:t>
       </w:r>
-      <w:r>
-        <w:rPr>
-          <w:rFonts w:ascii="Times New Roman" w:eastAsia="Times New Roman" w:hAnsi="Times New Roman" w:cs="Times New Roman"/>
-          <w:i/>
+    </w:p>
+    <w:p>
+      <w:pPr>
+        <w:spacing w:after="120"/>
+        <w:jc w:val="both"/>
+        <w:rPr>
+          <w:rFonts w:ascii="Times New Roman" w:eastAsia="Times New Roman" w:hAnsi="Times New Roman" w:cs="Times New Roman"/>
+          <w:i/>
+          <w:color w:val="FF0000"/>
+          <w:sz w:val="24"/>
+          <w:szCs w:val="24"/>
+          <w:lang w:val="uk-UA"/>
+        </w:rPr>
+      </w:pPr>
+      <w:r>
+        <w:rPr>
+          <w:rFonts w:ascii="Times New Roman" w:eastAsia="Times New Roman" w:hAnsi="Times New Roman" w:cs="Times New Roman"/>
+          <w:color w:val="000000"/>
+          <w:sz w:val="24"/>
+          <w:szCs w:val="24"/>
+          <w:lang w:val="uk-UA"/>
+        </w:rPr>
+        <w:t>Го́споди, гу́би мої́ відкри́й,* і уста́ мої́ сповістя́ть хвалу́ Твою́</w:t>
+      </w:r>
+      <w:r>
+        <w:rPr>
+          <w:rFonts w:ascii="Times New Roman" w:eastAsia="Times New Roman" w:hAnsi="Times New Roman" w:cs="Times New Roman"/>
+          <w:color w:val="000000"/>
           <w:sz w:val="24"/>
           <w:szCs w:val="24"/>
           <w:lang w:val="uk-UA"/>
         </w:rPr>
         <w:t>.</w:t>
       </w:r>
-    </w:p>
-    <w:p>
-      <w:pPr>
-        <w:spacing w:after="120"/>
-        <w:jc w:val="both"/>
-        <w:rPr>
-          <w:rFonts w:ascii="Times New Roman" w:eastAsia="Times New Roman" w:hAnsi="Times New Roman" w:cs="Times New Roman"/>
-          <w:i/>
-          <w:sz w:val="24"/>
-          <w:szCs w:val="24"/>
-          <w:lang w:val="uk-UA"/>
-        </w:rPr>
-      </w:pPr>
-      <w:r>
-        <w:rPr>
-          <w:rFonts w:ascii="Times New Roman" w:eastAsia="Times New Roman" w:hAnsi="Times New Roman" w:cs="Times New Roman"/>
-          <w:sz w:val="24"/>
-          <w:szCs w:val="24"/>
-          <w:lang w:val="uk-UA"/>
-        </w:rPr>
-        <w:t xml:space="preserve">Господи, губи мої відкрий,* і уста мої сповістять хвалу твою </w:t>
-      </w:r>
-      <w:r>
-        <w:rPr>
-          <w:rFonts w:ascii="Times New Roman" w:eastAsia="Times New Roman" w:hAnsi="Times New Roman" w:cs="Times New Roman"/>
-          <w:i/>
+      <w:r>
+        <w:rPr>
+          <w:rFonts w:ascii="Times New Roman" w:eastAsia="Times New Roman" w:hAnsi="Times New Roman" w:cs="Times New Roman"/>
+          <w:color w:val="000000"/>
+          <w:sz w:val="24"/>
+          <w:szCs w:val="24"/>
+          <w:lang w:val="uk-UA"/>
+        </w:rPr>
+        <w:t xml:space="preserve"> </w:t>
+      </w:r>
+      <w:r>
+        <w:rPr>
+          <w:rFonts w:ascii="Times New Roman" w:eastAsia="Times New Roman" w:hAnsi="Times New Roman" w:cs="Times New Roman"/>
+          <w:i/>
+          <w:iCs/>
           <w:color w:val="FF0000"/>
           <w:sz w:val="24"/>
           <w:szCs w:val="24"/>
@@ -8442,30 +8553,6 @@
         </w:rPr>
         <w:t>(2 р.)</w:t>
       </w:r>
-      <w:r>
-        <w:rPr>
-          <w:rFonts w:ascii="Times New Roman" w:eastAsia="Times New Roman" w:hAnsi="Times New Roman" w:cs="Times New Roman"/>
-          <w:i/>
-          <w:sz w:val="24"/>
-          <w:szCs w:val="24"/>
-          <w:lang w:val="uk-UA"/>
-        </w:rPr>
-        <w:t>.</w:t>
-      </w:r>
-    </w:p>
-    <w:p>
-      <w:pPr>
-        <w:spacing w:after="120"/>
-        <w:jc w:val="both"/>
-        <w:rPr>
-          <w:rFonts w:ascii="Times New Roman" w:eastAsia="Times New Roman" w:hAnsi="Times New Roman" w:cs="Times New Roman"/>
-          <w:i/>
-          <w:color w:val="FF0000"/>
-          <w:sz w:val="24"/>
-          <w:szCs w:val="24"/>
-          <w:lang w:val="uk-UA"/>
-        </w:rPr>
-      </w:pPr>
     </w:p>
     <w:p>
       <w:pPr>
@@ -11799,7 +11886,27 @@
           <w:szCs w:val="24"/>
           <w:lang w:val="uk-UA"/>
         </w:rPr>
-        <w:t xml:space="preserve">За святішого вселенського архиєрея Франциска, папу Римського, і за блаженнішого патріярха нашого Святослава, і за преосвященнішого архиєпископа і митрополита нашого кир </w:t>
+        <w:t xml:space="preserve">За святішого вселенського архиєрея </w:t>
+      </w:r>
+      <w:r>
+        <w:rPr>
+          <w:rFonts w:ascii="Times New Roman" w:eastAsia="Times New Roman" w:hAnsi="Times New Roman" w:cs="Times New Roman"/>
+          <w:color w:val="000000"/>
+          <w:sz w:val="24"/>
+          <w:szCs w:val="24"/>
+          <w:lang w:val="uk-UA"/>
+        </w:rPr>
+        <w:t>Лева</w:t>
+      </w:r>
+      <w:r>
+        <w:rPr>
+          <w:rFonts w:ascii="Times New Roman" w:eastAsia="Times New Roman" w:hAnsi="Times New Roman" w:cs="Times New Roman"/>
+          <w:color w:val="000000"/>
+          <w:sz w:val="24"/>
+          <w:szCs w:val="24"/>
+          <w:lang w:val="uk-UA"/>
+        </w:rPr>
+        <w:t xml:space="preserve">, папу Римського, і за блаженнішого патріярха нашого Святослава, і за преосвященнішого архиєпископа і митрополита нашого кир </w:t>
       </w:r>
       <w:r>
         <w:rPr>
@@ -12470,45 +12577,44 @@
     </w:p>
     <w:p>
       <w:pPr>
-        <w:spacing w:after="120"/>
-        <w:jc w:val="both"/>
+        <w:spacing w:after="120" w:line="240" w:lineRule="auto"/>
+        <w:jc w:val="both"/>
+        <w:rPr>
+          <w:rFonts w:ascii="Times New Roman" w:eastAsia="Times New Roman" w:hAnsi="Times New Roman" w:cs="Times New Roman"/>
+          <w:sz w:val="24"/>
+          <w:szCs w:val="24"/>
+          <w:lang w:val="uk-UA"/>
+        </w:rPr>
+      </w:pPr>
+      <w:r>
         <w:rPr>
           <w:rFonts w:ascii="Times New Roman" w:eastAsia="Times New Roman" w:hAnsi="Times New Roman" w:cs="Times New Roman"/>
           <w:b/>
-          <w:color w:val="000000"/>
-          <w:sz w:val="24"/>
-          <w:szCs w:val="24"/>
-          <w:lang w:val="uk-UA"/>
-        </w:rPr>
-      </w:pPr>
-      <w:r>
-        <w:rPr>
-          <w:rFonts w:ascii="Times New Roman" w:eastAsia="Times New Roman" w:hAnsi="Times New Roman" w:cs="Times New Roman"/>
-          <w:b/>
-          <w:color w:val="000000"/>
-          <w:sz w:val="24"/>
-          <w:szCs w:val="24"/>
-          <w:lang w:val="uk-UA"/>
-        </w:rPr>
-        <w:t>Бог – Господь, і явився нам; благословен, хто йде в ім'я Господнє.</w:t>
-      </w:r>
-    </w:p>
-    <w:p>
-      <w:pPr>
-        <w:spacing w:after="120"/>
-        <w:jc w:val="both"/>
-        <w:rPr>
-          <w:rFonts w:ascii="Times New Roman" w:eastAsia="Times New Roman" w:hAnsi="Times New Roman" w:cs="Times New Roman"/>
-          <w:color w:val="000000"/>
-          <w:sz w:val="24"/>
-          <w:szCs w:val="24"/>
-          <w:lang w:val="uk-UA"/>
-        </w:rPr>
-      </w:pPr>
-      <w:r>
-        <w:rPr>
-          <w:rFonts w:ascii="Times New Roman" w:eastAsia="Times New Roman" w:hAnsi="Times New Roman" w:cs="Times New Roman"/>
-          <w:i/>
+          <w:bCs/>
+          <w:color w:val="000000"/>
+          <w:sz w:val="24"/>
+          <w:szCs w:val="24"/>
+          <w:lang w:val="uk-UA"/>
+        </w:rPr>
+        <w:t>Бог – Госпо́дь, і яви́вся нам; благослове́н, хто йде в ім'я́ Госпо́днє.</w:t>
+      </w:r>
+    </w:p>
+    <w:p>
+      <w:pPr>
+        <w:spacing w:after="120" w:line="240" w:lineRule="auto"/>
+        <w:jc w:val="both"/>
+        <w:rPr>
+          <w:rFonts w:ascii="Times New Roman" w:eastAsia="Times New Roman" w:hAnsi="Times New Roman" w:cs="Times New Roman"/>
+          <w:sz w:val="24"/>
+          <w:szCs w:val="24"/>
+          <w:lang w:val="uk-UA"/>
+        </w:rPr>
+      </w:pPr>
+      <w:r>
+        <w:rPr>
+          <w:rFonts w:ascii="Times New Roman" w:eastAsia="Times New Roman" w:hAnsi="Times New Roman" w:cs="Times New Roman"/>
+          <w:i/>
+          <w:iCs/>
           <w:color w:val="FF0000"/>
           <w:sz w:val="24"/>
           <w:szCs w:val="24"/>
@@ -12535,13 +12641,43 @@
           <w:u w:val="single"/>
           <w:lang w:val="uk-UA"/>
         </w:rPr>
-        <w:t>Прославляйте Господа, бо він добрий, бо милість його вічна.</w:t>
-      </w:r>
-    </w:p>
-    <w:p>
-      <w:pPr>
-        <w:spacing w:after="120"/>
-        <w:jc w:val="both"/>
+        <w:t>Прославля́йте Го́спода, бо Він до́брий, бо ми́лість Його́ ві́чна.</w:t>
+      </w:r>
+    </w:p>
+    <w:p>
+      <w:pPr>
+        <w:spacing w:after="120" w:line="240" w:lineRule="auto"/>
+        <w:jc w:val="both"/>
+        <w:rPr>
+          <w:rFonts w:ascii="Times New Roman" w:eastAsia="Times New Roman" w:hAnsi="Times New Roman" w:cs="Times New Roman"/>
+          <w:sz w:val="24"/>
+          <w:szCs w:val="24"/>
+          <w:lang w:val="uk-UA"/>
+        </w:rPr>
+      </w:pPr>
+      <w:r>
+        <w:rPr>
+          <w:rFonts w:ascii="Times New Roman" w:eastAsia="Times New Roman" w:hAnsi="Times New Roman" w:cs="Times New Roman"/>
+          <w:i/>
+          <w:iCs/>
+          <w:color w:val="FF0000"/>
+          <w:sz w:val="24"/>
+          <w:szCs w:val="24"/>
+          <w:lang w:val="uk-UA"/>
+        </w:rPr>
+        <w:t>Стих:</w:t>
+      </w:r>
+      <w:r>
+        <w:rPr>
+          <w:rFonts w:ascii="Times New Roman" w:eastAsia="Times New Roman" w:hAnsi="Times New Roman" w:cs="Times New Roman"/>
+          <w:color w:val="FF0000"/>
+          <w:sz w:val="24"/>
+          <w:szCs w:val="24"/>
+          <w:lang w:val="uk-UA"/>
+        </w:rPr>
+        <w:t xml:space="preserve"> </w:t>
+      </w:r>
+      <w:r>
         <w:rPr>
           <w:rFonts w:ascii="Times New Roman" w:eastAsia="Times New Roman" w:hAnsi="Times New Roman" w:cs="Times New Roman"/>
           <w:color w:val="000000"/>
@@ -12550,11 +12686,25 @@
           <w:u w:val="single"/>
           <w:lang w:val="uk-UA"/>
         </w:rPr>
-      </w:pPr>
-      <w:r>
-        <w:rPr>
-          <w:rFonts w:ascii="Times New Roman" w:eastAsia="Times New Roman" w:hAnsi="Times New Roman" w:cs="Times New Roman"/>
-          <w:i/>
+        <w:t>Вони́ навко́ло обступи́ли мене́, але́ я ім'я́м Госпо́днім перемо́жу їх.</w:t>
+      </w:r>
+    </w:p>
+    <w:p>
+      <w:pPr>
+        <w:spacing w:after="120" w:line="240" w:lineRule="auto"/>
+        <w:jc w:val="both"/>
+        <w:rPr>
+          <w:rFonts w:ascii="Times New Roman" w:eastAsia="Times New Roman" w:hAnsi="Times New Roman" w:cs="Times New Roman"/>
+          <w:sz w:val="24"/>
+          <w:szCs w:val="24"/>
+          <w:lang w:val="uk-UA"/>
+        </w:rPr>
+      </w:pPr>
+      <w:r>
+        <w:rPr>
+          <w:rFonts w:ascii="Times New Roman" w:eastAsia="Times New Roman" w:hAnsi="Times New Roman" w:cs="Times New Roman"/>
+          <w:i/>
+          <w:iCs/>
           <w:color w:val="FF0000"/>
           <w:sz w:val="24"/>
           <w:szCs w:val="24"/>
@@ -12581,7 +12731,7 @@
           <w:u w:val="single"/>
           <w:lang w:val="uk-UA"/>
         </w:rPr>
-        <w:t>Вони навколо обступили мене, але я ім'ям Господнім переможу їх.</w:t>
+        <w:t>Я не вмру, а жи́тиму і розка́зуватиму про діла́ Госпо́дні!</w:t>
       </w:r>
     </w:p>
     <w:p>
@@ -12601,6 +12751,7 @@
         <w:rPr>
           <w:rFonts w:ascii="Times New Roman" w:eastAsia="Times New Roman" w:hAnsi="Times New Roman" w:cs="Times New Roman"/>
           <w:i/>
+          <w:iCs/>
           <w:color w:val="FF0000"/>
           <w:sz w:val="24"/>
           <w:szCs w:val="24"/>
@@ -12627,68 +12778,8 @@
           <w:u w:val="single"/>
           <w:lang w:val="uk-UA"/>
         </w:rPr>
-        <w:t>Я не вмру, а житиму і розказуватиму про діла Господні!</w:t>
-      </w:r>
-    </w:p>
-    <w:p>
-      <w:pPr>
-        <w:spacing w:after="120"/>
-        <w:jc w:val="both"/>
-        <w:rPr>
-          <w:rFonts w:ascii="Times New Roman" w:eastAsia="Times New Roman" w:hAnsi="Times New Roman" w:cs="Times New Roman"/>
-          <w:color w:val="000000"/>
-          <w:sz w:val="24"/>
-          <w:szCs w:val="24"/>
-          <w:u w:val="single"/>
-          <w:lang w:val="uk-UA"/>
-        </w:rPr>
-      </w:pPr>
-      <w:r>
-        <w:rPr>
-          <w:rFonts w:ascii="Times New Roman" w:eastAsia="Times New Roman" w:hAnsi="Times New Roman" w:cs="Times New Roman"/>
-          <w:i/>
-          <w:color w:val="FF0000"/>
-          <w:sz w:val="24"/>
-          <w:szCs w:val="24"/>
-          <w:lang w:val="uk-UA"/>
-        </w:rPr>
-        <w:t>Стих:</w:t>
-      </w:r>
-      <w:r>
-        <w:rPr>
-          <w:rFonts w:ascii="Times New Roman" w:eastAsia="Times New Roman" w:hAnsi="Times New Roman" w:cs="Times New Roman"/>
-          <w:color w:val="FF0000"/>
-          <w:sz w:val="24"/>
-          <w:szCs w:val="24"/>
-          <w:lang w:val="uk-UA"/>
-        </w:rPr>
-        <w:t xml:space="preserve"> </w:t>
-      </w:r>
-      <w:r>
-        <w:rPr>
-          <w:rFonts w:ascii="Times New Roman" w:eastAsia="Times New Roman" w:hAnsi="Times New Roman" w:cs="Times New Roman"/>
-          <w:color w:val="000000"/>
-          <w:sz w:val="24"/>
-          <w:szCs w:val="24"/>
-          <w:u w:val="single"/>
-          <w:lang w:val="uk-UA"/>
-        </w:rPr>
-        <w:t>Камінь, яким знехтували будівничі, став головним на розі. Від Господа це сталось, і дивне воно в очах наших.</w:t>
-      </w:r>
-    </w:p>
-    <w:p>
-      <w:pPr>
-        <w:spacing w:after="120"/>
-        <w:jc w:val="both"/>
-        <w:rPr>
-          <w:rFonts w:ascii="Times New Roman" w:eastAsia="Times New Roman" w:hAnsi="Times New Roman" w:cs="Times New Roman"/>
-          <w:color w:val="000000"/>
-          <w:sz w:val="24"/>
-          <w:szCs w:val="24"/>
-          <w:u w:val="single"/>
-          <w:lang w:val="uk-UA"/>
-        </w:rPr>
-      </w:pPr>
+        <w:t>Ка́мінь, яки́м зне́хтували будівни́чі, став головни́м на ро́зі. Від Го́спода це ста́лось, і ди́вне воно́ в оча́х на́ших.</w:t>
+      </w:r>
     </w:p>
     <w:p>
       <w:pPr>
@@ -12936,55 +13027,55 @@
           <w:szCs w:val="24"/>
           <w:lang w:val="uk-UA"/>
         </w:rPr>
+        <w:t>Вірні:</w:t>
+      </w:r>
+      <w:r>
+        <w:rPr>
+          <w:rFonts w:ascii="Times New Roman" w:eastAsia="Times New Roman" w:hAnsi="Times New Roman" w:cs="Times New Roman"/>
+          <w:color w:val="000000"/>
+          <w:sz w:val="24"/>
+          <w:szCs w:val="24"/>
+          <w:lang w:val="uk-UA"/>
+        </w:rPr>
+        <w:t xml:space="preserve"> Го́споди, поми́луй.</w:t>
+      </w:r>
+    </w:p>
+    <w:p>
+      <w:pPr>
+        <w:spacing w:after="120"/>
+        <w:rPr>
+          <w:rFonts w:ascii="Times New Roman" w:eastAsia="Times New Roman" w:hAnsi="Times New Roman" w:cs="Times New Roman"/>
+          <w:lang w:val="uk-UA"/>
+        </w:rPr>
+      </w:pPr>
+      <w:r>
+        <w:rPr>
+          <w:rFonts w:ascii="Times New Roman" w:eastAsia="Times New Roman" w:hAnsi="Times New Roman" w:cs="Times New Roman"/>
+          <w:sz w:val="24"/>
+          <w:szCs w:val="24"/>
+          <w:lang w:val="uk-UA"/>
+        </w:rPr>
+        <w:t>Заступи, спаси, помилуй і охорони нас, Боже, Твоєю благодаттю</w:t>
+      </w:r>
+    </w:p>
+    <w:p>
+      <w:pPr>
+        <w:spacing w:after="120"/>
+        <w:rPr>
+          <w:rFonts w:ascii="Times New Roman" w:eastAsia="Times New Roman" w:hAnsi="Times New Roman" w:cs="Times New Roman"/>
+          <w:lang w:val="uk-UA"/>
+        </w:rPr>
+      </w:pPr>
+      <w:r>
+        <w:rPr>
+          <w:rFonts w:ascii="Times New Roman" w:eastAsia="Times New Roman" w:hAnsi="Times New Roman" w:cs="Times New Roman"/>
+          <w:i/>
+          <w:color w:val="FF4400"/>
+          <w:sz w:val="24"/>
+          <w:szCs w:val="24"/>
+          <w:lang w:val="uk-UA"/>
+        </w:rPr>
         <w:lastRenderedPageBreak/>
-        <w:t>Вірні:</w:t>
-      </w:r>
-      <w:r>
-        <w:rPr>
-          <w:rFonts w:ascii="Times New Roman" w:eastAsia="Times New Roman" w:hAnsi="Times New Roman" w:cs="Times New Roman"/>
-          <w:color w:val="000000"/>
-          <w:sz w:val="24"/>
-          <w:szCs w:val="24"/>
-          <w:lang w:val="uk-UA"/>
-        </w:rPr>
-        <w:t xml:space="preserve"> Го́споди, поми́луй.</w:t>
-      </w:r>
-    </w:p>
-    <w:p>
-      <w:pPr>
-        <w:spacing w:after="120"/>
-        <w:rPr>
-          <w:rFonts w:ascii="Times New Roman" w:eastAsia="Times New Roman" w:hAnsi="Times New Roman" w:cs="Times New Roman"/>
-          <w:lang w:val="uk-UA"/>
-        </w:rPr>
-      </w:pPr>
-      <w:r>
-        <w:rPr>
-          <w:rFonts w:ascii="Times New Roman" w:eastAsia="Times New Roman" w:hAnsi="Times New Roman" w:cs="Times New Roman"/>
-          <w:sz w:val="24"/>
-          <w:szCs w:val="24"/>
-          <w:lang w:val="uk-UA"/>
-        </w:rPr>
-        <w:t>Заступи, спаси, помилуй і охорони нас, Боже, Твоєю благодаттю</w:t>
-      </w:r>
-    </w:p>
-    <w:p>
-      <w:pPr>
-        <w:spacing w:after="120"/>
-        <w:rPr>
-          <w:rFonts w:ascii="Times New Roman" w:eastAsia="Times New Roman" w:hAnsi="Times New Roman" w:cs="Times New Roman"/>
-          <w:lang w:val="uk-UA"/>
-        </w:rPr>
-      </w:pPr>
-      <w:r>
-        <w:rPr>
-          <w:rFonts w:ascii="Times New Roman" w:eastAsia="Times New Roman" w:hAnsi="Times New Roman" w:cs="Times New Roman"/>
-          <w:i/>
-          <w:color w:val="FF4400"/>
-          <w:sz w:val="24"/>
-          <w:szCs w:val="24"/>
-          <w:lang w:val="uk-UA"/>
-        </w:rPr>
         <w:t>Вірні:</w:t>
       </w:r>
       <w:r>
@@ -13565,92 +13656,92 @@
           <w:szCs w:val="24"/>
           <w:lang w:val="uk-UA"/>
         </w:rPr>
+        <w:t xml:space="preserve">Ви, що стоїте у храмі Господнім, у дворах дому Бога нашого. Алилуя </w:t>
+      </w:r>
+      <w:r>
+        <w:rPr>
+          <w:rFonts w:ascii="Times New Roman" w:eastAsia="Times New Roman" w:hAnsi="Times New Roman" w:cs="Times New Roman"/>
+          <w:i/>
+          <w:color w:val="FF0000"/>
+          <w:sz w:val="24"/>
+          <w:szCs w:val="24"/>
+          <w:lang w:val="uk-UA"/>
+        </w:rPr>
+        <w:t>(3 р.)</w:t>
+      </w:r>
+      <w:r>
+        <w:rPr>
+          <w:rFonts w:ascii="Times New Roman" w:eastAsia="Times New Roman" w:hAnsi="Times New Roman" w:cs="Times New Roman"/>
+          <w:i/>
+          <w:sz w:val="24"/>
+          <w:szCs w:val="24"/>
+          <w:lang w:val="uk-UA"/>
+        </w:rPr>
+        <w:t>.</w:t>
+      </w:r>
+    </w:p>
+    <w:p>
+      <w:pPr>
+        <w:spacing w:after="120"/>
+        <w:jc w:val="both"/>
+        <w:rPr>
+          <w:rFonts w:ascii="Times New Roman" w:eastAsia="Times New Roman" w:hAnsi="Times New Roman" w:cs="Times New Roman"/>
+          <w:i/>
+          <w:sz w:val="24"/>
+          <w:szCs w:val="24"/>
+          <w:lang w:val="uk-UA"/>
+        </w:rPr>
+      </w:pPr>
+      <w:r>
+        <w:rPr>
+          <w:rFonts w:ascii="Times New Roman" w:eastAsia="Times New Roman" w:hAnsi="Times New Roman" w:cs="Times New Roman"/>
+          <w:sz w:val="24"/>
+          <w:szCs w:val="24"/>
+          <w:lang w:val="uk-UA"/>
+        </w:rPr>
+        <w:t xml:space="preserve">Господи, ім'я твоє повіки, і пам'ять твоя, о Господи, від роду й до роду. Алилуя </w:t>
+      </w:r>
+      <w:r>
+        <w:rPr>
+          <w:rFonts w:ascii="Times New Roman" w:eastAsia="Times New Roman" w:hAnsi="Times New Roman" w:cs="Times New Roman"/>
+          <w:i/>
+          <w:color w:val="FF0000"/>
+          <w:sz w:val="24"/>
+          <w:szCs w:val="24"/>
+          <w:lang w:val="uk-UA"/>
+        </w:rPr>
+        <w:t>(3 р.)</w:t>
+      </w:r>
+      <w:r>
+        <w:rPr>
+          <w:rFonts w:ascii="Times New Roman" w:eastAsia="Times New Roman" w:hAnsi="Times New Roman" w:cs="Times New Roman"/>
+          <w:i/>
+          <w:sz w:val="24"/>
+          <w:szCs w:val="24"/>
+          <w:lang w:val="uk-UA"/>
+        </w:rPr>
+        <w:t>.</w:t>
+      </w:r>
+    </w:p>
+    <w:p>
+      <w:pPr>
+        <w:spacing w:after="120"/>
+        <w:jc w:val="both"/>
+        <w:rPr>
+          <w:rFonts w:ascii="Times New Roman" w:eastAsia="Times New Roman" w:hAnsi="Times New Roman" w:cs="Times New Roman"/>
+          <w:sz w:val="24"/>
+          <w:szCs w:val="24"/>
+          <w:lang w:val="uk-UA"/>
+        </w:rPr>
+      </w:pPr>
+      <w:r>
+        <w:rPr>
+          <w:rFonts w:ascii="Times New Roman" w:eastAsia="Times New Roman" w:hAnsi="Times New Roman" w:cs="Times New Roman"/>
+          <w:sz w:val="24"/>
+          <w:szCs w:val="24"/>
+          <w:lang w:val="uk-UA"/>
+        </w:rPr>
         <w:lastRenderedPageBreak/>
-        <w:t xml:space="preserve">Ви, що стоїте у храмі Господнім, у дворах дому Бога нашого. Алилуя </w:t>
-      </w:r>
-      <w:r>
-        <w:rPr>
-          <w:rFonts w:ascii="Times New Roman" w:eastAsia="Times New Roman" w:hAnsi="Times New Roman" w:cs="Times New Roman"/>
-          <w:i/>
-          <w:color w:val="FF0000"/>
-          <w:sz w:val="24"/>
-          <w:szCs w:val="24"/>
-          <w:lang w:val="uk-UA"/>
-        </w:rPr>
-        <w:t>(3 р.)</w:t>
-      </w:r>
-      <w:r>
-        <w:rPr>
-          <w:rFonts w:ascii="Times New Roman" w:eastAsia="Times New Roman" w:hAnsi="Times New Roman" w:cs="Times New Roman"/>
-          <w:i/>
-          <w:sz w:val="24"/>
-          <w:szCs w:val="24"/>
-          <w:lang w:val="uk-UA"/>
-        </w:rPr>
-        <w:t>.</w:t>
-      </w:r>
-    </w:p>
-    <w:p>
-      <w:pPr>
-        <w:spacing w:after="120"/>
-        <w:jc w:val="both"/>
-        <w:rPr>
-          <w:rFonts w:ascii="Times New Roman" w:eastAsia="Times New Roman" w:hAnsi="Times New Roman" w:cs="Times New Roman"/>
-          <w:i/>
-          <w:sz w:val="24"/>
-          <w:szCs w:val="24"/>
-          <w:lang w:val="uk-UA"/>
-        </w:rPr>
-      </w:pPr>
-      <w:r>
-        <w:rPr>
-          <w:rFonts w:ascii="Times New Roman" w:eastAsia="Times New Roman" w:hAnsi="Times New Roman" w:cs="Times New Roman"/>
-          <w:sz w:val="24"/>
-          <w:szCs w:val="24"/>
-          <w:lang w:val="uk-UA"/>
-        </w:rPr>
-        <w:t xml:space="preserve">Господи, ім'я твоє повіки, і пам'ять твоя, о Господи, від роду й до роду. Алилуя </w:t>
-      </w:r>
-      <w:r>
-        <w:rPr>
-          <w:rFonts w:ascii="Times New Roman" w:eastAsia="Times New Roman" w:hAnsi="Times New Roman" w:cs="Times New Roman"/>
-          <w:i/>
-          <w:color w:val="FF0000"/>
-          <w:sz w:val="24"/>
-          <w:szCs w:val="24"/>
-          <w:lang w:val="uk-UA"/>
-        </w:rPr>
-        <w:t>(3 р.)</w:t>
-      </w:r>
-      <w:r>
-        <w:rPr>
-          <w:rFonts w:ascii="Times New Roman" w:eastAsia="Times New Roman" w:hAnsi="Times New Roman" w:cs="Times New Roman"/>
-          <w:i/>
-          <w:sz w:val="24"/>
-          <w:szCs w:val="24"/>
-          <w:lang w:val="uk-UA"/>
-        </w:rPr>
-        <w:t>.</w:t>
-      </w:r>
-    </w:p>
-    <w:p>
-      <w:pPr>
-        <w:spacing w:after="120"/>
-        <w:jc w:val="both"/>
-        <w:rPr>
-          <w:rFonts w:ascii="Times New Roman" w:eastAsia="Times New Roman" w:hAnsi="Times New Roman" w:cs="Times New Roman"/>
-          <w:sz w:val="24"/>
-          <w:szCs w:val="24"/>
-          <w:lang w:val="uk-UA"/>
-        </w:rPr>
-      </w:pPr>
-      <w:r>
-        <w:rPr>
-          <w:rFonts w:ascii="Times New Roman" w:eastAsia="Times New Roman" w:hAnsi="Times New Roman" w:cs="Times New Roman"/>
-          <w:sz w:val="24"/>
-          <w:szCs w:val="24"/>
-          <w:lang w:val="uk-UA"/>
-        </w:rPr>
         <w:t xml:space="preserve">Благословенний Господь із Сіону, що перебуває в Єрусалимі. Алилуя </w:t>
       </w:r>
       <w:r>
@@ -14475,40 +14566,30 @@
           <w:u w:val="single"/>
           <w:lang w:val="uk-UA"/>
         </w:rPr>
-        <w:t xml:space="preserve">[Від ночі лине дух наш до тебе, Боже, бо світлом є повеління твої на землі. Навчи нас у страсі твоєму виконувати правду й добро, бо тебе славимо як правдивого Бога нашого. Прихили вухо </w:t>
-      </w:r>
-      <w:r>
-        <w:rPr>
-          <w:rFonts w:ascii="Times New Roman" w:eastAsia="Times New Roman" w:hAnsi="Times New Roman" w:cs="Times New Roman"/>
-          <w:sz w:val="24"/>
-          <w:szCs w:val="24"/>
-          <w:u w:val="single"/>
+        <w:t>[Від ночі лине дух наш до тебе, Боже, бо світлом є повеління твої на землі. Навчи нас у страсі твоєму виконувати правду й добро, бо тебе славимо як правдивого Бога нашого. Прихили вухо своє і вислухай нас, і пом'яни, Господи, тих, що є та що моляться з нами, всіх по імені, і спаси їх силою твоєю. Благослови людей твоїх і освяти спадкоємство твоє: мир світові твоєму даруй, церквам твоїм, Священникам, владі, і всім людям.]</w:t>
+      </w:r>
+    </w:p>
+    <w:p>
+      <w:pPr>
+        <w:spacing w:after="120"/>
+        <w:jc w:val="both"/>
+        <w:rPr>
+          <w:rFonts w:ascii="Times New Roman" w:eastAsia="Times New Roman" w:hAnsi="Times New Roman" w:cs="Times New Roman"/>
+          <w:sz w:val="24"/>
+          <w:szCs w:val="24"/>
+          <w:lang w:val="uk-UA"/>
+        </w:rPr>
+      </w:pPr>
+      <w:r>
+        <w:rPr>
+          <w:rFonts w:ascii="Times New Roman" w:eastAsia="Times New Roman" w:hAnsi="Times New Roman" w:cs="Times New Roman"/>
+          <w:i/>
+          <w:color w:val="FF0000"/>
+          <w:sz w:val="24"/>
+          <w:szCs w:val="24"/>
           <w:lang w:val="uk-UA"/>
         </w:rPr>
         <w:lastRenderedPageBreak/>
-        <w:t>своє і вислухай нас, і пом'яни, Господи, тих, що є та що моляться з нами, всіх по імені, і спаси їх силою твоєю. Благослови людей твоїх і освяти спадкоємство твоє: мир світові твоєму даруй, церквам твоїм, Священникам, владі, і всім людям.]</w:t>
-      </w:r>
-    </w:p>
-    <w:p>
-      <w:pPr>
-        <w:spacing w:after="120"/>
-        <w:jc w:val="both"/>
-        <w:rPr>
-          <w:rFonts w:ascii="Times New Roman" w:eastAsia="Times New Roman" w:hAnsi="Times New Roman" w:cs="Times New Roman"/>
-          <w:sz w:val="24"/>
-          <w:szCs w:val="24"/>
-          <w:lang w:val="uk-UA"/>
-        </w:rPr>
-      </w:pPr>
-      <w:r>
-        <w:rPr>
-          <w:rFonts w:ascii="Times New Roman" w:eastAsia="Times New Roman" w:hAnsi="Times New Roman" w:cs="Times New Roman"/>
-          <w:i/>
-          <w:color w:val="FF0000"/>
-          <w:sz w:val="24"/>
-          <w:szCs w:val="24"/>
-          <w:lang w:val="uk-UA"/>
-        </w:rPr>
         <w:t xml:space="preserve">Священник: </w:t>
       </w:r>
       <w:r>
@@ -14909,27 +14990,72 @@
     </w:p>
     <w:p>
       <w:pPr>
-        <w:spacing w:after="120"/>
-        <w:jc w:val="both"/>
+        <w:spacing w:after="120" w:line="240" w:lineRule="auto"/>
+        <w:jc w:val="both"/>
+        <w:rPr>
+          <w:rFonts w:ascii="Times New Roman" w:eastAsia="Times New Roman" w:hAnsi="Times New Roman" w:cs="Times New Roman"/>
+          <w:sz w:val="24"/>
+          <w:szCs w:val="24"/>
+          <w:lang w:val="uk-UA"/>
+        </w:rPr>
+      </w:pPr>
+      <w:r>
+        <w:rPr>
+          <w:rFonts w:ascii="Times New Roman" w:eastAsia="Times New Roman" w:hAnsi="Times New Roman" w:cs="Times New Roman"/>
+          <w:i/>
+          <w:iCs/>
+          <w:color w:val="FF0000"/>
+          <w:sz w:val="24"/>
+          <w:szCs w:val="24"/>
+          <w:lang w:val="uk-UA"/>
+        </w:rPr>
+        <w:t>Вірні на глас прокімена</w:t>
+      </w:r>
+      <w:r>
+        <w:rPr>
+          <w:rFonts w:ascii="Times New Roman" w:eastAsia="Times New Roman" w:hAnsi="Times New Roman" w:cs="Times New Roman"/>
+          <w:color w:val="FF0000"/>
+          <w:sz w:val="24"/>
+          <w:szCs w:val="24"/>
+          <w:lang w:val="uk-UA"/>
+        </w:rPr>
+        <w:t xml:space="preserve">: </w:t>
+      </w:r>
+      <w:r>
         <w:rPr>
           <w:rFonts w:ascii="Times New Roman" w:eastAsia="Times New Roman" w:hAnsi="Times New Roman" w:cs="Times New Roman"/>
           <w:b/>
-          <w:color w:val="FF0000"/>
-          <w:sz w:val="24"/>
-          <w:szCs w:val="24"/>
-          <w:lang w:val="uk-UA"/>
-        </w:rPr>
-      </w:pPr>
-      <w:r>
-        <w:rPr>
-          <w:rFonts w:ascii="Times New Roman" w:eastAsia="Times New Roman" w:hAnsi="Times New Roman" w:cs="Times New Roman"/>
-          <w:i/>
-          <w:color w:val="FF0000"/>
-          <w:sz w:val="24"/>
-          <w:szCs w:val="24"/>
-          <w:lang w:val="uk-UA"/>
-        </w:rPr>
-        <w:t>Вірні на глас прокімена</w:t>
+          <w:bCs/>
+          <w:color w:val="000000"/>
+          <w:sz w:val="24"/>
+          <w:szCs w:val="24"/>
+          <w:lang w:val="uk-UA"/>
+        </w:rPr>
+        <w:t>Вся́ке диха́ння, неха́й хва́лить Го́спода.</w:t>
+      </w:r>
+    </w:p>
+    <w:p>
+      <w:pPr>
+        <w:spacing w:after="120" w:line="240" w:lineRule="auto"/>
+        <w:jc w:val="both"/>
+        <w:rPr>
+          <w:rFonts w:ascii="Times New Roman" w:eastAsia="Times New Roman" w:hAnsi="Times New Roman" w:cs="Times New Roman"/>
+          <w:sz w:val="24"/>
+          <w:szCs w:val="24"/>
+          <w:lang w:val="uk-UA"/>
+        </w:rPr>
+      </w:pPr>
+      <w:r>
+        <w:rPr>
+          <w:rFonts w:ascii="Times New Roman" w:eastAsia="Times New Roman" w:hAnsi="Times New Roman" w:cs="Times New Roman"/>
+          <w:i/>
+          <w:iCs/>
+          <w:color w:val="FF0000"/>
+          <w:sz w:val="24"/>
+          <w:szCs w:val="24"/>
+          <w:lang w:val="uk-UA"/>
+        </w:rPr>
+        <w:t>Стих</w:t>
       </w:r>
       <w:r>
         <w:rPr>
@@ -14944,30 +15070,33 @@
       <w:r>
         <w:rPr>
           <w:rFonts w:ascii="Times New Roman" w:eastAsia="Times New Roman" w:hAnsi="Times New Roman" w:cs="Times New Roman"/>
-          <w:b/>
-          <w:sz w:val="24"/>
-          <w:szCs w:val="24"/>
-          <w:lang w:val="uk-UA"/>
-        </w:rPr>
-        <w:t>Всяке дихання, нехай хвалить Господа.</w:t>
-      </w:r>
-    </w:p>
-    <w:p>
-      <w:pPr>
-        <w:spacing w:after="120"/>
-        <w:jc w:val="both"/>
-        <w:rPr>
-          <w:rFonts w:ascii="Times New Roman" w:eastAsia="Times New Roman" w:hAnsi="Times New Roman" w:cs="Times New Roman"/>
+          <w:color w:val="000000"/>
           <w:sz w:val="24"/>
           <w:szCs w:val="24"/>
           <w:u w:val="single"/>
           <w:lang w:val="uk-UA"/>
         </w:rPr>
-      </w:pPr>
-      <w:r>
-        <w:rPr>
-          <w:rFonts w:ascii="Times New Roman" w:eastAsia="Times New Roman" w:hAnsi="Times New Roman" w:cs="Times New Roman"/>
-          <w:i/>
+        <w:t>Хвалі́те Бо́га у святи́ні Його́. </w:t>
+      </w:r>
+    </w:p>
+    <w:p>
+      <w:pPr>
+        <w:spacing w:after="120"/>
+        <w:jc w:val="both"/>
+        <w:rPr>
+          <w:rFonts w:ascii="Times New Roman" w:eastAsia="Times New Roman" w:hAnsi="Times New Roman" w:cs="Times New Roman"/>
+          <w:color w:val="000000"/>
+          <w:sz w:val="24"/>
+          <w:szCs w:val="24"/>
+          <w:u w:val="single"/>
+          <w:lang w:val="uk-UA"/>
+        </w:rPr>
+      </w:pPr>
+      <w:r>
+        <w:rPr>
+          <w:rFonts w:ascii="Times New Roman" w:eastAsia="Times New Roman" w:hAnsi="Times New Roman" w:cs="Times New Roman"/>
+          <w:i/>
+          <w:iCs/>
           <w:color w:val="FF0000"/>
           <w:sz w:val="24"/>
           <w:szCs w:val="24"/>
@@ -14988,56 +15117,13 @@
       <w:r>
         <w:rPr>
           <w:rFonts w:ascii="Times New Roman" w:eastAsia="Times New Roman" w:hAnsi="Times New Roman" w:cs="Times New Roman"/>
+          <w:color w:val="000000"/>
           <w:sz w:val="24"/>
           <w:szCs w:val="24"/>
           <w:u w:val="single"/>
           <w:lang w:val="uk-UA"/>
         </w:rPr>
-        <w:t xml:space="preserve">Хваліте Бога у святині його. </w:t>
-      </w:r>
-    </w:p>
-    <w:p>
-      <w:pPr>
-        <w:spacing w:after="120"/>
-        <w:jc w:val="both"/>
-        <w:rPr>
-          <w:rFonts w:ascii="Times New Roman" w:eastAsia="Times New Roman" w:hAnsi="Times New Roman" w:cs="Times New Roman"/>
-          <w:sz w:val="24"/>
-          <w:szCs w:val="24"/>
-          <w:u w:val="single"/>
-          <w:lang w:val="uk-UA"/>
-        </w:rPr>
-      </w:pPr>
-      <w:r>
-        <w:rPr>
-          <w:rFonts w:ascii="Times New Roman" w:eastAsia="Times New Roman" w:hAnsi="Times New Roman" w:cs="Times New Roman"/>
-          <w:i/>
-          <w:color w:val="FF0000"/>
-          <w:sz w:val="24"/>
-          <w:szCs w:val="24"/>
-          <w:lang w:val="uk-UA"/>
-        </w:rPr>
-        <w:t>Стих</w:t>
-      </w:r>
-      <w:r>
-        <w:rPr>
-          <w:rFonts w:ascii="Times New Roman" w:eastAsia="Times New Roman" w:hAnsi="Times New Roman" w:cs="Times New Roman"/>
-          <w:color w:val="FF0000"/>
-          <w:sz w:val="24"/>
-          <w:szCs w:val="24"/>
-          <w:lang w:val="uk-UA"/>
-        </w:rPr>
-        <w:t xml:space="preserve">: </w:t>
-      </w:r>
-      <w:r>
-        <w:rPr>
-          <w:rFonts w:ascii="Times New Roman" w:eastAsia="Times New Roman" w:hAnsi="Times New Roman" w:cs="Times New Roman"/>
-          <w:sz w:val="24"/>
-          <w:szCs w:val="24"/>
-          <w:u w:val="single"/>
-          <w:lang w:val="uk-UA"/>
-        </w:rPr>
-        <w:t>Хваліте його у твердині сили його.</w:t>
+        <w:t>Хвалі́те Його́ у тверди́ні си́ли Його́.</w:t>
       </w:r>
     </w:p>
     <w:p>
@@ -15113,7 +15199,7 @@
           <w:szCs w:val="24"/>
           <w:lang w:val="uk-UA"/>
         </w:rPr>
-        <w:t xml:space="preserve">Господи, помилуй </w:t>
+        <w:t xml:space="preserve">Го́споди, поми́луй </w:t>
       </w:r>
       <w:r>
         <w:rPr>
@@ -15229,7 +15315,16 @@
           <w:szCs w:val="24"/>
           <w:lang w:val="uk-UA"/>
         </w:rPr>
-        <w:t xml:space="preserve"> І духові твоєму.</w:t>
+        <w:t xml:space="preserve"> </w:t>
+      </w:r>
+      <w:r>
+        <w:rPr>
+          <w:rFonts w:ascii="Times New Roman" w:eastAsia="Times New Roman" w:hAnsi="Times New Roman" w:cs="Times New Roman"/>
+          <w:sz w:val="24"/>
+          <w:szCs w:val="24"/>
+          <w:lang w:val="uk-UA"/>
+        </w:rPr>
+        <w:t>І ду́хові твоє́му.</w:t>
       </w:r>
     </w:p>
     <w:p>
@@ -15331,7 +15426,16 @@
           <w:szCs w:val="24"/>
           <w:lang w:val="uk-UA"/>
         </w:rPr>
-        <w:t xml:space="preserve"> Слава тобі, Господи, слава тобі.</w:t>
+        <w:t xml:space="preserve"> </w:t>
+      </w:r>
+      <w:r>
+        <w:rPr>
+          <w:rFonts w:ascii="Times New Roman" w:eastAsia="Times New Roman" w:hAnsi="Times New Roman" w:cs="Times New Roman"/>
+          <w:sz w:val="24"/>
+          <w:szCs w:val="24"/>
+          <w:lang w:val="uk-UA"/>
+        </w:rPr>
+        <w:t>Сла́ва Тобі́, Го́споди, сла́ва Тобі́.</w:t>
       </w:r>
     </w:p>
     <w:p>
@@ -15390,6 +15494,7 @@
           <w:color w:val="FF0000"/>
           <w:sz w:val="24"/>
           <w:szCs w:val="24"/>
+          <w:lang w:val="uk-UA"/>
         </w:rPr>
       </w:pPr>
       <w:r>
@@ -15400,8 +15505,8 @@
           <w:sz w:val="24"/>
           <w:szCs w:val="24"/>
           <w:highlight w:val="yellow"/>
-        </w:rPr>
-        <w:lastRenderedPageBreak/>
+          <w:lang w:val="uk-UA"/>
+        </w:rPr>
         <w:t>ТЕКСТ ЄВАНГЕЛІЯ</w:t>
       </w:r>
     </w:p>
@@ -15434,7 +15539,16 @@
           <w:szCs w:val="24"/>
           <w:lang w:val="uk-UA"/>
         </w:rPr>
-        <w:t xml:space="preserve"> Слава тобі, Господи, слава тобі.</w:t>
+        <w:t xml:space="preserve"> </w:t>
+      </w:r>
+      <w:r>
+        <w:rPr>
+          <w:rFonts w:ascii="Times New Roman" w:eastAsia="Times New Roman" w:hAnsi="Times New Roman" w:cs="Times New Roman"/>
+          <w:sz w:val="24"/>
+          <w:szCs w:val="24"/>
+          <w:lang w:val="uk-UA"/>
+        </w:rPr>
+        <w:t>Сла́ва Тобі́, Го́споди, сла́ва Тобі́.</w:t>
       </w:r>
     </w:p>
     <w:p>
@@ -16014,7 +16128,6 @@
           <w:rFonts w:ascii="Times New Roman" w:hAnsi="Times New Roman" w:cs="Times New Roman"/>
           <w:lang w:val="uk-UA"/>
         </w:rPr>
-        <w:lastRenderedPageBreak/>
         <w:t>#</w:t>
       </w:r>
       <w:r>
@@ -16044,9 +16157,29 @@
           <w:sz w:val="24"/>
           <w:szCs w:val="24"/>
           <w:u w:val="single"/>
-          <w:lang w:val="uk-UA"/>
-        </w:rPr>
-        <w:t>Господи, Боже наш! Ти за покаяння дарував людям відпущення, нам же, як образ пізнання і визнання гріхів, показав покаяння і прощення пророка Давида. Тож, Владико, помилуй з великої милости Твоєї нас, що в чимало великих гріхів впали, і по багатстві ласк Твоїх очисти беззаконня наші, бо перед Тобою згрішили ми, Господи, що невідомі й таємні речі серця людського знаєш, і єдиний Ти маєш владу прощати гріхи. Серце ж чисте вчини в нас і Духом владичним утверди нас, і радість спасіння Твого яви нам. Не відкинь нас від лиця Твого, але дозволь, як благий і людинолюбний, аж до останнього нашого віддиху появляти Тобі жертву справедливости й приноси на святих Твоїх жертовниках, милістю і ласками і людинолюб'ям єдинородного Сина Твого, з яким Ти є благословенний з пресвятим, добрим і животворчим Твоїм Духом, нині й повсякчас, і на віки віків. Амінь.]</w:t>
+        </w:rPr>
+        <w:t>[</w:t>
+      </w:r>
+      <w:r>
+        <w:rPr>
+          <w:rFonts w:ascii="Times New Roman" w:eastAsia="Times New Roman" w:hAnsi="Times New Roman" w:cs="Times New Roman"/>
+          <w:sz w:val="24"/>
+          <w:szCs w:val="24"/>
+          <w:u w:val="single"/>
+          <w:lang w:val="uk-UA"/>
+        </w:rPr>
+        <w:t xml:space="preserve">Господи, Боже наш! Ти за покаяння дарував людям відпущення, нам же, як образ пізнання і визнання гріхів, показав покаяння і прощення пророка Давида. Тож, Владико, помилуй з великої милости Твоєї нас, що в чимало великих гріхів впали, і по багатстві ласк Твоїх очисти </w:t>
+      </w:r>
+      <w:r>
+        <w:rPr>
+          <w:rFonts w:ascii="Times New Roman" w:eastAsia="Times New Roman" w:hAnsi="Times New Roman" w:cs="Times New Roman"/>
+          <w:sz w:val="24"/>
+          <w:szCs w:val="24"/>
+          <w:u w:val="single"/>
+          <w:lang w:val="uk-UA"/>
+        </w:rPr>
+        <w:lastRenderedPageBreak/>
+        <w:t>беззаконня наші, бо перед Тобою згрішили ми, Господи, що невідомі й таємні речі серця людського знаєш, і єдиний Ти маєш владу прощати гріхи. Серце ж чисте вчини в нас і Духом владичним утверди нас, і радість спасіння Твого яви нам. Не відкинь нас від лиця Твого, але дозволь, як благий і людинолюбний, аж до останнього нашого віддиху появляти Тобі жертву справедливости й приноси на святих Твоїх жертовниках, милістю і ласками і людинолюб'ям єдинородного Сина Твого, з яким Ти є благословенний з пресвятим, добрим і животворчим Твоїм Духом, нині й повсякчас, і на віки віків. Амінь.]</w:t>
       </w:r>
     </w:p>
     <w:p>
@@ -16102,7 +16235,7 @@
     </w:p>
     <w:p>
       <w:pPr>
-        <w:spacing w:after="120"/>
+        <w:spacing w:after="120" w:line="240" w:lineRule="auto"/>
         <w:jc w:val="both"/>
         <w:rPr>
           <w:rFonts w:ascii="Times New Roman" w:eastAsia="Times New Roman" w:hAnsi="Times New Roman" w:cs="Times New Roman"/>
@@ -16115,15 +16248,18 @@
         <w:rPr>
           <w:rFonts w:ascii="Times New Roman" w:eastAsia="Times New Roman" w:hAnsi="Times New Roman" w:cs="Times New Roman"/>
           <w:b/>
-          <w:sz w:val="24"/>
-          <w:szCs w:val="24"/>
-          <w:lang w:val="uk-UA"/>
-        </w:rPr>
-        <w:t>Слава</w:t>
-      </w:r>
-      <w:r>
-        <w:rPr>
-          <w:rFonts w:ascii="Times New Roman" w:eastAsia="Times New Roman" w:hAnsi="Times New Roman" w:cs="Times New Roman"/>
+          <w:bCs/>
+          <w:color w:val="000000"/>
+          <w:sz w:val="24"/>
+          <w:szCs w:val="24"/>
+          <w:lang w:val="uk-UA"/>
+        </w:rPr>
+        <w:t>Сла́ва:</w:t>
+      </w:r>
+      <w:r>
+        <w:rPr>
+          <w:rFonts w:ascii="Times New Roman" w:eastAsia="Times New Roman" w:hAnsi="Times New Roman" w:cs="Times New Roman"/>
+          <w:color w:val="000000"/>
           <w:sz w:val="24"/>
           <w:szCs w:val="24"/>
           <w:lang w:val="uk-UA"/>
@@ -16134,6 +16270,7 @@
         <w:rPr>
           <w:rFonts w:ascii="Times New Roman" w:eastAsia="Times New Roman" w:hAnsi="Times New Roman" w:cs="Times New Roman"/>
           <w:i/>
+          <w:iCs/>
           <w:color w:val="FF0000"/>
           <w:sz w:val="24"/>
           <w:szCs w:val="24"/>
@@ -16154,16 +16291,37 @@
       <w:r>
         <w:rPr>
           <w:rFonts w:ascii="Times New Roman" w:eastAsia="Times New Roman" w:hAnsi="Times New Roman" w:cs="Times New Roman"/>
-          <w:sz w:val="24"/>
-          <w:szCs w:val="24"/>
-          <w:lang w:val="uk-UA"/>
-        </w:rPr>
-        <w:t>Молитвами святих апостолів,* Милостивий, очисти* безліч гріхів наших.</w:t>
-      </w:r>
-    </w:p>
-    <w:p>
-      <w:pPr>
-        <w:spacing w:after="120"/>
+          <w:color w:val="000000"/>
+          <w:sz w:val="24"/>
+          <w:szCs w:val="24"/>
+          <w:lang w:val="uk-UA"/>
+        </w:rPr>
+        <w:t xml:space="preserve">Молитва́ми святи́х апо́столів,* </w:t>
+      </w:r>
+      <w:r>
+        <w:rPr>
+          <w:rFonts w:ascii="Times New Roman" w:eastAsia="Times New Roman" w:hAnsi="Times New Roman" w:cs="Times New Roman"/>
+          <w:color w:val="000000"/>
+          <w:sz w:val="24"/>
+          <w:szCs w:val="24"/>
+          <w:lang w:val="uk-UA"/>
+        </w:rPr>
+        <w:t>м</w:t>
+      </w:r>
+      <w:r>
+        <w:rPr>
+          <w:rFonts w:ascii="Times New Roman" w:eastAsia="Times New Roman" w:hAnsi="Times New Roman" w:cs="Times New Roman"/>
+          <w:color w:val="000000"/>
+          <w:sz w:val="24"/>
+          <w:szCs w:val="24"/>
+          <w:lang w:val="uk-UA"/>
+        </w:rPr>
+        <w:t>илости́вий, очи́сти* бе́зліч гріхі́в на́ших.</w:t>
+      </w:r>
+    </w:p>
+    <w:p>
+      <w:pPr>
+        <w:spacing w:after="120" w:line="240" w:lineRule="auto"/>
         <w:jc w:val="both"/>
         <w:rPr>
           <w:rFonts w:ascii="Times New Roman" w:eastAsia="Times New Roman" w:hAnsi="Times New Roman" w:cs="Times New Roman"/>
@@ -16176,28 +16334,52 @@
         <w:rPr>
           <w:rFonts w:ascii="Times New Roman" w:eastAsia="Times New Roman" w:hAnsi="Times New Roman" w:cs="Times New Roman"/>
           <w:b/>
-          <w:sz w:val="24"/>
-          <w:szCs w:val="24"/>
-          <w:lang w:val="uk-UA"/>
-        </w:rPr>
-        <w:t>І нині</w:t>
-      </w:r>
-      <w:r>
-        <w:rPr>
-          <w:rFonts w:ascii="Times New Roman" w:eastAsia="Times New Roman" w:hAnsi="Times New Roman" w:cs="Times New Roman"/>
-          <w:sz w:val="24"/>
-          <w:szCs w:val="24"/>
-          <w:lang w:val="uk-UA"/>
-        </w:rPr>
-        <w:t>: Ради молитов пречистої Богородиці,* Милостивий, очисти* безліч гріхів наших.</w:t>
-      </w:r>
-    </w:p>
-    <w:p>
-      <w:pPr>
-        <w:spacing w:after="120"/>
-        <w:jc w:val="both"/>
-        <w:rPr>
-          <w:rFonts w:ascii="Times New Roman" w:eastAsia="Times New Roman" w:hAnsi="Times New Roman" w:cs="Times New Roman"/>
+          <w:bCs/>
+          <w:color w:val="000000"/>
+          <w:sz w:val="24"/>
+          <w:szCs w:val="24"/>
+          <w:lang w:val="uk-UA"/>
+        </w:rPr>
+        <w:t>І ни́ні</w:t>
+      </w:r>
+      <w:r>
+        <w:rPr>
+          <w:rFonts w:ascii="Times New Roman" w:eastAsia="Times New Roman" w:hAnsi="Times New Roman" w:cs="Times New Roman"/>
+          <w:color w:val="000000"/>
+          <w:sz w:val="24"/>
+          <w:szCs w:val="24"/>
+          <w:lang w:val="uk-UA"/>
+        </w:rPr>
+        <w:t xml:space="preserve">: Ра́ди молито́в пречи́стої Богоро́диці,* </w:t>
+      </w:r>
+      <w:r>
+        <w:rPr>
+          <w:rFonts w:ascii="Times New Roman" w:eastAsia="Times New Roman" w:hAnsi="Times New Roman" w:cs="Times New Roman"/>
+          <w:color w:val="000000"/>
+          <w:sz w:val="24"/>
+          <w:szCs w:val="24"/>
+          <w:lang w:val="uk-UA"/>
+        </w:rPr>
+        <w:t>м</w:t>
+      </w:r>
+      <w:r>
+        <w:rPr>
+          <w:rFonts w:ascii="Times New Roman" w:eastAsia="Times New Roman" w:hAnsi="Times New Roman" w:cs="Times New Roman"/>
+          <w:color w:val="000000"/>
+          <w:sz w:val="24"/>
+          <w:szCs w:val="24"/>
+          <w:lang w:val="uk-UA"/>
+        </w:rPr>
+        <w:t>илости́вий, очи́сти* бе́зліч гріхі́в на́ших.</w:t>
+      </w:r>
+    </w:p>
+    <w:p>
+      <w:pPr>
+        <w:spacing w:after="120"/>
+        <w:jc w:val="both"/>
+        <w:rPr>
+          <w:rFonts w:ascii="Times New Roman" w:eastAsia="Times New Roman" w:hAnsi="Times New Roman" w:cs="Times New Roman"/>
+          <w:color w:val="000000"/>
           <w:sz w:val="24"/>
           <w:szCs w:val="24"/>
           <w:u w:val="single"/>
@@ -16208,6 +16390,7 @@
         <w:rPr>
           <w:rFonts w:ascii="Times New Roman" w:eastAsia="Times New Roman" w:hAnsi="Times New Roman" w:cs="Times New Roman"/>
           <w:i/>
+          <w:iCs/>
           <w:color w:val="FF0000"/>
           <w:sz w:val="24"/>
           <w:szCs w:val="24"/>
@@ -16228,12 +16411,13 @@
       <w:r>
         <w:rPr>
           <w:rFonts w:ascii="Times New Roman" w:eastAsia="Times New Roman" w:hAnsi="Times New Roman" w:cs="Times New Roman"/>
+          <w:color w:val="000000"/>
           <w:sz w:val="24"/>
           <w:szCs w:val="24"/>
           <w:u w:val="single"/>
           <w:lang w:val="uk-UA"/>
         </w:rPr>
-        <w:t>Помилуй мене, Боже, з великої милости твоєї,* і багатством щедрот твоїх очисти мене з беззаконня мого.</w:t>
+        <w:t>Поми́луй мене́, Бо́же, з вели́кої ми́лости Твоє́ї,* і бага́тством щедро́т Твої́х очи́сти мене́ з беззако́ння мого́.</w:t>
       </w:r>
     </w:p>
     <w:p>
@@ -16450,7 +16634,6 @@
           <w:szCs w:val="24"/>
           <w:lang w:val="uk-UA"/>
         </w:rPr>
-        <w:lastRenderedPageBreak/>
         <w:t xml:space="preserve">Священник: </w:t>
       </w:r>
       <w:r>
@@ -17100,8 +17283,18 @@
           <w:u w:val="single"/>
           <w:lang w:val="uk-UA"/>
         </w:rPr>
+        <w:t xml:space="preserve">[Благодаримо Тебе, Господи, Боже спасіння нашого, бо ти все робиш для добра життя нашого, щоб ми завжди на тебе споглядали, Спасителю й Доброчинцю душ наших. Бо ти дав спокій нам у час минулої ночі й підвів нас, щоб ми поклонялися величному імені твоєму. Тому молимо тебе, Господи: Дай нам ласку й силу, щоб ми стали гідними співати тобі розумно й молитися безупинно та в страсі і тремтінні над нашим спасінням працювали, при заступництві </w:t>
+      </w:r>
+      <w:r>
+        <w:rPr>
+          <w:rFonts w:ascii="Times New Roman" w:eastAsia="Times New Roman" w:hAnsi="Times New Roman" w:cs="Times New Roman"/>
+          <w:sz w:val="24"/>
+          <w:szCs w:val="24"/>
+          <w:u w:val="single"/>
+          <w:lang w:val="uk-UA"/>
+        </w:rPr>
         <w:lastRenderedPageBreak/>
-        <w:t>[Благодаримо Тебе, Господи, Боже спасіння нашого, бо ти все робиш для добра життя нашого, щоб ми завжди на тебе споглядали, Спасителю й Доброчинцю душ наших. Бо ти дав спокій нам у час минулої ночі й підвів нас, щоб ми поклонялися величному імені твоєму. Тому молимо тебе, Господи: Дай нам ласку й силу, щоб ми стали гідними співати тобі розумно й молитися безупинно та в страсі і тремтінні над нашим спасінням працювали, при заступництві Христа твого. Пом'яни, Господи, і тих, що вночі до тебе кличуть. Вислухай їх і помилуй, і круши під ноги їх невидимих і войовничих ворогів.]</w:t>
+        <w:t>Христа твого. Пом'яни, Господи, і тих, що вночі до тебе кличуть. Вислухай їх і помилуй, і круши під ноги їх невидимих і войовничих ворогів.]</w:t>
       </w:r>
     </w:p>
     <w:p>
@@ -17723,30 +17916,30 @@
           <w:u w:val="single"/>
           <w:lang w:val="uk-UA"/>
         </w:rPr>
+        <w:t>[Боже, Боже наш! Ти сотворив розумні й духовні сили своєю волею. Тебе просимо й Тобі молимося: Прийми наші посильні величання з усіма Твоїми творіннями і збагати щедрими даруваннями Твоєї ласки. Бо перед Тобою згинається всяке коліно: на небі, на землі й під землею, і все, що живе, і все створіння оспівує неосяжну Твою славу, бо Ти Бог правдивий і вельми милостивий.]</w:t>
+      </w:r>
+    </w:p>
+    <w:p>
+      <w:pPr>
+        <w:spacing w:after="120"/>
+        <w:jc w:val="both"/>
+        <w:rPr>
+          <w:rFonts w:ascii="Times New Roman" w:eastAsia="Times New Roman" w:hAnsi="Times New Roman" w:cs="Times New Roman"/>
+          <w:sz w:val="24"/>
+          <w:szCs w:val="24"/>
+          <w:lang w:val="uk-UA"/>
+        </w:rPr>
+      </w:pPr>
+      <w:r>
+        <w:rPr>
+          <w:rFonts w:ascii="Times New Roman" w:eastAsia="Times New Roman" w:hAnsi="Times New Roman" w:cs="Times New Roman"/>
+          <w:i/>
+          <w:color w:val="FF0000"/>
+          <w:sz w:val="24"/>
+          <w:szCs w:val="24"/>
+          <w:lang w:val="uk-UA"/>
+        </w:rPr>
         <w:lastRenderedPageBreak/>
-        <w:t>[Боже, Боже наш! Ти сотворив розумні й духовні сили своєю волею. Тебе просимо й Тобі молимося: Прийми наші посильні величання з усіма Твоїми творіннями і збагати щедрими даруваннями Твоєї ласки. Бо перед Тобою згинається всяке коліно: на небі, на землі й під землею, і все, що живе, і все створіння оспівує неосяжну Твою славу, бо Ти Бог правдивий і вельми милостивий.]</w:t>
-      </w:r>
-    </w:p>
-    <w:p>
-      <w:pPr>
-        <w:spacing w:after="120"/>
-        <w:jc w:val="both"/>
-        <w:rPr>
-          <w:rFonts w:ascii="Times New Roman" w:eastAsia="Times New Roman" w:hAnsi="Times New Roman" w:cs="Times New Roman"/>
-          <w:sz w:val="24"/>
-          <w:szCs w:val="24"/>
-          <w:lang w:val="uk-UA"/>
-        </w:rPr>
-      </w:pPr>
-      <w:r>
-        <w:rPr>
-          <w:rFonts w:ascii="Times New Roman" w:eastAsia="Times New Roman" w:hAnsi="Times New Roman" w:cs="Times New Roman"/>
-          <w:i/>
-          <w:color w:val="FF0000"/>
-          <w:sz w:val="24"/>
-          <w:szCs w:val="24"/>
-          <w:lang w:val="uk-UA"/>
-        </w:rPr>
         <w:t xml:space="preserve">Священник: </w:t>
       </w:r>
       <w:r>
@@ -18498,91 +18691,91 @@
           <w:szCs w:val="24"/>
           <w:lang w:val="uk-UA"/>
         </w:rPr>
+        <w:t>Нехай хвалять ім'я його танком,* при бубні й при гарфі нехай йому співають.</w:t>
+      </w:r>
+    </w:p>
+    <w:p>
+      <w:pPr>
+        <w:spacing w:after="120"/>
+        <w:jc w:val="both"/>
+        <w:rPr>
+          <w:rFonts w:ascii="Times New Roman" w:eastAsia="Times New Roman" w:hAnsi="Times New Roman" w:cs="Times New Roman"/>
+          <w:sz w:val="24"/>
+          <w:szCs w:val="24"/>
+          <w:lang w:val="uk-UA"/>
+        </w:rPr>
+      </w:pPr>
+      <w:r>
+        <w:rPr>
+          <w:rFonts w:ascii="Times New Roman" w:eastAsia="Times New Roman" w:hAnsi="Times New Roman" w:cs="Times New Roman"/>
+          <w:sz w:val="24"/>
+          <w:szCs w:val="24"/>
+          <w:lang w:val="uk-UA"/>
+        </w:rPr>
+        <w:t>Господь бо ласкавий до народу свого,* оздоблює перемогою покірних.</w:t>
+      </w:r>
+    </w:p>
+    <w:p>
+      <w:pPr>
+        <w:spacing w:after="120"/>
+        <w:jc w:val="both"/>
+        <w:rPr>
+          <w:rFonts w:ascii="Times New Roman" w:eastAsia="Times New Roman" w:hAnsi="Times New Roman" w:cs="Times New Roman"/>
+          <w:sz w:val="24"/>
+          <w:szCs w:val="24"/>
+          <w:lang w:val="uk-UA"/>
+        </w:rPr>
+      </w:pPr>
+      <w:r>
+        <w:rPr>
+          <w:rFonts w:ascii="Times New Roman" w:eastAsia="Times New Roman" w:hAnsi="Times New Roman" w:cs="Times New Roman"/>
+          <w:sz w:val="24"/>
+          <w:szCs w:val="24"/>
+          <w:lang w:val="uk-UA"/>
+        </w:rPr>
+        <w:t>Нехай торжествують праведні у славі,* на своїх ложах нехай ликують.</w:t>
+      </w:r>
+    </w:p>
+    <w:p>
+      <w:pPr>
+        <w:spacing w:after="120"/>
+        <w:jc w:val="both"/>
+        <w:rPr>
+          <w:rFonts w:ascii="Times New Roman" w:eastAsia="Times New Roman" w:hAnsi="Times New Roman" w:cs="Times New Roman"/>
+          <w:sz w:val="24"/>
+          <w:szCs w:val="24"/>
+          <w:lang w:val="uk-UA"/>
+        </w:rPr>
+      </w:pPr>
+      <w:r>
+        <w:rPr>
+          <w:rFonts w:ascii="Times New Roman" w:eastAsia="Times New Roman" w:hAnsi="Times New Roman" w:cs="Times New Roman"/>
+          <w:sz w:val="24"/>
+          <w:szCs w:val="24"/>
+          <w:lang w:val="uk-UA"/>
+        </w:rPr>
+        <w:t>Нехай хвала Божа буде на устах у них,* і двосічний меч у руці в них.</w:t>
+      </w:r>
+    </w:p>
+    <w:p>
+      <w:pPr>
+        <w:spacing w:after="120"/>
+        <w:jc w:val="both"/>
+        <w:rPr>
+          <w:rFonts w:ascii="Times New Roman" w:eastAsia="Times New Roman" w:hAnsi="Times New Roman" w:cs="Times New Roman"/>
+          <w:sz w:val="24"/>
+          <w:szCs w:val="24"/>
+          <w:lang w:val="uk-UA"/>
+        </w:rPr>
+      </w:pPr>
+      <w:r>
+        <w:rPr>
+          <w:rFonts w:ascii="Times New Roman" w:eastAsia="Times New Roman" w:hAnsi="Times New Roman" w:cs="Times New Roman"/>
+          <w:sz w:val="24"/>
+          <w:szCs w:val="24"/>
+          <w:lang w:val="uk-UA"/>
+        </w:rPr>
         <w:lastRenderedPageBreak/>
-        <w:t>Нехай хвалять ім'я його танком,* при бубні й при гарфі нехай йому співають.</w:t>
-      </w:r>
-    </w:p>
-    <w:p>
-      <w:pPr>
-        <w:spacing w:after="120"/>
-        <w:jc w:val="both"/>
-        <w:rPr>
-          <w:rFonts w:ascii="Times New Roman" w:eastAsia="Times New Roman" w:hAnsi="Times New Roman" w:cs="Times New Roman"/>
-          <w:sz w:val="24"/>
-          <w:szCs w:val="24"/>
-          <w:lang w:val="uk-UA"/>
-        </w:rPr>
-      </w:pPr>
-      <w:r>
-        <w:rPr>
-          <w:rFonts w:ascii="Times New Roman" w:eastAsia="Times New Roman" w:hAnsi="Times New Roman" w:cs="Times New Roman"/>
-          <w:sz w:val="24"/>
-          <w:szCs w:val="24"/>
-          <w:lang w:val="uk-UA"/>
-        </w:rPr>
-        <w:t>Господь бо ласкавий до народу свого,* оздоблює перемогою покірних.</w:t>
-      </w:r>
-    </w:p>
-    <w:p>
-      <w:pPr>
-        <w:spacing w:after="120"/>
-        <w:jc w:val="both"/>
-        <w:rPr>
-          <w:rFonts w:ascii="Times New Roman" w:eastAsia="Times New Roman" w:hAnsi="Times New Roman" w:cs="Times New Roman"/>
-          <w:sz w:val="24"/>
-          <w:szCs w:val="24"/>
-          <w:lang w:val="uk-UA"/>
-        </w:rPr>
-      </w:pPr>
-      <w:r>
-        <w:rPr>
-          <w:rFonts w:ascii="Times New Roman" w:eastAsia="Times New Roman" w:hAnsi="Times New Roman" w:cs="Times New Roman"/>
-          <w:sz w:val="24"/>
-          <w:szCs w:val="24"/>
-          <w:lang w:val="uk-UA"/>
-        </w:rPr>
-        <w:t>Нехай торжествують праведні у славі,* на своїх ложах нехай ликують.</w:t>
-      </w:r>
-    </w:p>
-    <w:p>
-      <w:pPr>
-        <w:spacing w:after="120"/>
-        <w:jc w:val="both"/>
-        <w:rPr>
-          <w:rFonts w:ascii="Times New Roman" w:eastAsia="Times New Roman" w:hAnsi="Times New Roman" w:cs="Times New Roman"/>
-          <w:sz w:val="24"/>
-          <w:szCs w:val="24"/>
-          <w:lang w:val="uk-UA"/>
-        </w:rPr>
-      </w:pPr>
-      <w:r>
-        <w:rPr>
-          <w:rFonts w:ascii="Times New Roman" w:eastAsia="Times New Roman" w:hAnsi="Times New Roman" w:cs="Times New Roman"/>
-          <w:sz w:val="24"/>
-          <w:szCs w:val="24"/>
-          <w:lang w:val="uk-UA"/>
-        </w:rPr>
-        <w:t>Нехай хвала Божа буде на устах у них,* і двосічний меч у руці в них.</w:t>
-      </w:r>
-    </w:p>
-    <w:p>
-      <w:pPr>
-        <w:spacing w:after="120"/>
-        <w:jc w:val="both"/>
-        <w:rPr>
-          <w:rFonts w:ascii="Times New Roman" w:eastAsia="Times New Roman" w:hAnsi="Times New Roman" w:cs="Times New Roman"/>
-          <w:sz w:val="24"/>
-          <w:szCs w:val="24"/>
-          <w:lang w:val="uk-UA"/>
-        </w:rPr>
-      </w:pPr>
-      <w:r>
-        <w:rPr>
-          <w:rFonts w:ascii="Times New Roman" w:eastAsia="Times New Roman" w:hAnsi="Times New Roman" w:cs="Times New Roman"/>
-          <w:sz w:val="24"/>
-          <w:szCs w:val="24"/>
-          <w:lang w:val="uk-UA"/>
-        </w:rPr>
         <w:t>Щоб між народами вчинити відплату,* між племенами – покарання.</w:t>
       </w:r>
     </w:p>
@@ -19275,7 +19468,6 @@
           <w:szCs w:val="24"/>
           <w:lang w:val="uk-UA"/>
         </w:rPr>
-        <w:lastRenderedPageBreak/>
         <w:t>Хваліте його звуком рогу,* хваліте його на гарфі й на гуслах.</w:t>
       </w:r>
     </w:p>
@@ -19710,7 +19902,7 @@
           <w:szCs w:val="24"/>
           <w:lang w:val="uk-UA"/>
         </w:rPr>
-        <w:t>Господи, Боже, Агнче Божий, Сину Отця,* що береш гріхи світу, помилуй нас.</w:t>
+        <w:t>Господи, Боже, Агнче Божий, Сину Отця,* що береш гріх світу, помилуй нас.</w:t>
       </w:r>
     </w:p>
     <w:p>
@@ -19875,70 +20067,70 @@
           <w:szCs w:val="24"/>
           <w:lang w:val="uk-UA"/>
         </w:rPr>
+        <w:t>Бо в тебе є джерело життя,* у твоїм світлі побачимо світло.</w:t>
+      </w:r>
+    </w:p>
+    <w:p>
+      <w:pPr>
+        <w:spacing w:after="120"/>
+        <w:jc w:val="both"/>
+        <w:rPr>
+          <w:rFonts w:ascii="Times New Roman" w:eastAsia="Times New Roman" w:hAnsi="Times New Roman" w:cs="Times New Roman"/>
+          <w:sz w:val="24"/>
+          <w:szCs w:val="24"/>
+          <w:lang w:val="uk-UA"/>
+        </w:rPr>
+      </w:pPr>
+      <w:r>
+        <w:rPr>
+          <w:rFonts w:ascii="Times New Roman" w:eastAsia="Times New Roman" w:hAnsi="Times New Roman" w:cs="Times New Roman"/>
+          <w:sz w:val="24"/>
+          <w:szCs w:val="24"/>
+          <w:lang w:val="uk-UA"/>
+        </w:rPr>
+        <w:t>Добавляй ласку тим,* що визнають тебе.</w:t>
+      </w:r>
+    </w:p>
+    <w:p>
+      <w:pPr>
+        <w:spacing w:after="120"/>
+        <w:jc w:val="both"/>
+        <w:rPr>
+          <w:rFonts w:ascii="Times New Roman" w:eastAsia="Times New Roman" w:hAnsi="Times New Roman" w:cs="Times New Roman"/>
+          <w:sz w:val="24"/>
+          <w:szCs w:val="24"/>
+          <w:lang w:val="uk-UA"/>
+        </w:rPr>
+      </w:pPr>
+      <w:r>
+        <w:rPr>
+          <w:rFonts w:ascii="Times New Roman" w:eastAsia="Times New Roman" w:hAnsi="Times New Roman" w:cs="Times New Roman"/>
+          <w:sz w:val="24"/>
+          <w:szCs w:val="24"/>
+          <w:lang w:val="uk-UA"/>
+        </w:rPr>
+        <w:t>Сподоби, Господи, сьогодні* без гріха зберегтися нам.</w:t>
+      </w:r>
+    </w:p>
+    <w:p>
+      <w:pPr>
+        <w:spacing w:after="120"/>
+        <w:jc w:val="both"/>
+        <w:rPr>
+          <w:rFonts w:ascii="Times New Roman" w:eastAsia="Times New Roman" w:hAnsi="Times New Roman" w:cs="Times New Roman"/>
+          <w:sz w:val="24"/>
+          <w:szCs w:val="24"/>
+          <w:lang w:val="uk-UA"/>
+        </w:rPr>
+      </w:pPr>
+      <w:r>
+        <w:rPr>
+          <w:rFonts w:ascii="Times New Roman" w:eastAsia="Times New Roman" w:hAnsi="Times New Roman" w:cs="Times New Roman"/>
+          <w:sz w:val="24"/>
+          <w:szCs w:val="24"/>
+          <w:lang w:val="uk-UA"/>
+        </w:rPr>
         <w:lastRenderedPageBreak/>
-        <w:t>Бо в тебе є джерело життя,* у твоїм світлі побачимо світло.</w:t>
-      </w:r>
-    </w:p>
-    <w:p>
-      <w:pPr>
-        <w:spacing w:after="120"/>
-        <w:jc w:val="both"/>
-        <w:rPr>
-          <w:rFonts w:ascii="Times New Roman" w:eastAsia="Times New Roman" w:hAnsi="Times New Roman" w:cs="Times New Roman"/>
-          <w:sz w:val="24"/>
-          <w:szCs w:val="24"/>
-          <w:lang w:val="uk-UA"/>
-        </w:rPr>
-      </w:pPr>
-      <w:r>
-        <w:rPr>
-          <w:rFonts w:ascii="Times New Roman" w:eastAsia="Times New Roman" w:hAnsi="Times New Roman" w:cs="Times New Roman"/>
-          <w:sz w:val="24"/>
-          <w:szCs w:val="24"/>
-          <w:lang w:val="uk-UA"/>
-        </w:rPr>
-        <w:t>Добавляй ласку тим,* що визнають тебе.</w:t>
-      </w:r>
-    </w:p>
-    <w:p>
-      <w:pPr>
-        <w:spacing w:after="120"/>
-        <w:jc w:val="both"/>
-        <w:rPr>
-          <w:rFonts w:ascii="Times New Roman" w:eastAsia="Times New Roman" w:hAnsi="Times New Roman" w:cs="Times New Roman"/>
-          <w:sz w:val="24"/>
-          <w:szCs w:val="24"/>
-          <w:lang w:val="uk-UA"/>
-        </w:rPr>
-      </w:pPr>
-      <w:r>
-        <w:rPr>
-          <w:rFonts w:ascii="Times New Roman" w:eastAsia="Times New Roman" w:hAnsi="Times New Roman" w:cs="Times New Roman"/>
-          <w:sz w:val="24"/>
-          <w:szCs w:val="24"/>
-          <w:lang w:val="uk-UA"/>
-        </w:rPr>
-        <w:t>Сподоби, Господи, сьогодні* без гріха зберегтися нам.</w:t>
-      </w:r>
-    </w:p>
-    <w:p>
-      <w:pPr>
-        <w:spacing w:after="120"/>
-        <w:jc w:val="both"/>
-        <w:rPr>
-          <w:rFonts w:ascii="Times New Roman" w:eastAsia="Times New Roman" w:hAnsi="Times New Roman" w:cs="Times New Roman"/>
-          <w:sz w:val="24"/>
-          <w:szCs w:val="24"/>
-          <w:lang w:val="uk-UA"/>
-        </w:rPr>
-      </w:pPr>
-      <w:r>
-        <w:rPr>
-          <w:rFonts w:ascii="Times New Roman" w:eastAsia="Times New Roman" w:hAnsi="Times New Roman" w:cs="Times New Roman"/>
-          <w:sz w:val="24"/>
-          <w:szCs w:val="24"/>
-          <w:lang w:val="uk-UA"/>
-        </w:rPr>
         <w:t>Благословенний ти, Господи, Боже Отців наших,* і хвальне, і прославлене ім'я твоє навіки. Амінь.</w:t>
       </w:r>
     </w:p>
@@ -20336,7 +20528,7 @@
           <w:szCs w:val="24"/>
           <w:lang w:val="uk-UA"/>
         </w:rPr>
-        <w:t>Господи, Боже, Агнче Божий, Сину Отця,* що береш гріхи світу, помилуй нас.</w:t>
+        <w:t>Господи, Боже, Агнче Божий, Сину Отця,* що береш гріх світу, помилуй нас.</w:t>
       </w:r>
     </w:p>
     <w:p>
@@ -20504,70 +20696,70 @@
           <w:szCs w:val="24"/>
           <w:lang w:val="uk-UA"/>
         </w:rPr>
+        <w:t>Благословенний ти, Господи,* навчи мене установ твоїх.</w:t>
+      </w:r>
+    </w:p>
+    <w:p>
+      <w:pPr>
+        <w:spacing w:after="120"/>
+        <w:jc w:val="both"/>
+        <w:rPr>
+          <w:rFonts w:ascii="Times New Roman" w:eastAsia="Times New Roman" w:hAnsi="Times New Roman" w:cs="Times New Roman"/>
+          <w:sz w:val="24"/>
+          <w:szCs w:val="24"/>
+          <w:lang w:val="uk-UA"/>
+        </w:rPr>
+      </w:pPr>
+      <w:r>
+        <w:rPr>
+          <w:rFonts w:ascii="Times New Roman" w:eastAsia="Times New Roman" w:hAnsi="Times New Roman" w:cs="Times New Roman"/>
+          <w:sz w:val="24"/>
+          <w:szCs w:val="24"/>
+          <w:lang w:val="uk-UA"/>
+        </w:rPr>
+        <w:t>Благословенний ти, Владико,* врозуми мене установами твоїми.</w:t>
+      </w:r>
+    </w:p>
+    <w:p>
+      <w:pPr>
+        <w:spacing w:after="120"/>
+        <w:jc w:val="both"/>
+        <w:rPr>
+          <w:rFonts w:ascii="Times New Roman" w:eastAsia="Times New Roman" w:hAnsi="Times New Roman" w:cs="Times New Roman"/>
+          <w:sz w:val="24"/>
+          <w:szCs w:val="24"/>
+          <w:lang w:val="uk-UA"/>
+        </w:rPr>
+      </w:pPr>
+      <w:r>
+        <w:rPr>
+          <w:rFonts w:ascii="Times New Roman" w:eastAsia="Times New Roman" w:hAnsi="Times New Roman" w:cs="Times New Roman"/>
+          <w:sz w:val="24"/>
+          <w:szCs w:val="24"/>
+          <w:lang w:val="uk-UA"/>
+        </w:rPr>
+        <w:t>Благословенний ти, Святий,* просвіти мене установами твоїми.</w:t>
+      </w:r>
+    </w:p>
+    <w:p>
+      <w:pPr>
+        <w:spacing w:after="120"/>
+        <w:jc w:val="both"/>
+        <w:rPr>
+          <w:rFonts w:ascii="Times New Roman" w:eastAsia="Times New Roman" w:hAnsi="Times New Roman" w:cs="Times New Roman"/>
+          <w:sz w:val="24"/>
+          <w:szCs w:val="24"/>
+          <w:lang w:val="uk-UA"/>
+        </w:rPr>
+      </w:pPr>
+      <w:r>
+        <w:rPr>
+          <w:rFonts w:ascii="Times New Roman" w:eastAsia="Times New Roman" w:hAnsi="Times New Roman" w:cs="Times New Roman"/>
+          <w:sz w:val="24"/>
+          <w:szCs w:val="24"/>
+          <w:lang w:val="uk-UA"/>
+        </w:rPr>
         <w:lastRenderedPageBreak/>
-        <w:t>Благословенний ти, Господи,* навчи мене установ твоїх.</w:t>
-      </w:r>
-    </w:p>
-    <w:p>
-      <w:pPr>
-        <w:spacing w:after="120"/>
-        <w:jc w:val="both"/>
-        <w:rPr>
-          <w:rFonts w:ascii="Times New Roman" w:eastAsia="Times New Roman" w:hAnsi="Times New Roman" w:cs="Times New Roman"/>
-          <w:sz w:val="24"/>
-          <w:szCs w:val="24"/>
-          <w:lang w:val="uk-UA"/>
-        </w:rPr>
-      </w:pPr>
-      <w:r>
-        <w:rPr>
-          <w:rFonts w:ascii="Times New Roman" w:eastAsia="Times New Roman" w:hAnsi="Times New Roman" w:cs="Times New Roman"/>
-          <w:sz w:val="24"/>
-          <w:szCs w:val="24"/>
-          <w:lang w:val="uk-UA"/>
-        </w:rPr>
-        <w:t>Благословенний ти, Владико,* врозуми мене установами твоїми.</w:t>
-      </w:r>
-    </w:p>
-    <w:p>
-      <w:pPr>
-        <w:spacing w:after="120"/>
-        <w:jc w:val="both"/>
-        <w:rPr>
-          <w:rFonts w:ascii="Times New Roman" w:eastAsia="Times New Roman" w:hAnsi="Times New Roman" w:cs="Times New Roman"/>
-          <w:sz w:val="24"/>
-          <w:szCs w:val="24"/>
-          <w:lang w:val="uk-UA"/>
-        </w:rPr>
-      </w:pPr>
-      <w:r>
-        <w:rPr>
-          <w:rFonts w:ascii="Times New Roman" w:eastAsia="Times New Roman" w:hAnsi="Times New Roman" w:cs="Times New Roman"/>
-          <w:sz w:val="24"/>
-          <w:szCs w:val="24"/>
-          <w:lang w:val="uk-UA"/>
-        </w:rPr>
-        <w:t>Благословенний ти, Святий,* просвіти мене установами твоїми.</w:t>
-      </w:r>
-    </w:p>
-    <w:p>
-      <w:pPr>
-        <w:spacing w:after="120"/>
-        <w:jc w:val="both"/>
-        <w:rPr>
-          <w:rFonts w:ascii="Times New Roman" w:eastAsia="Times New Roman" w:hAnsi="Times New Roman" w:cs="Times New Roman"/>
-          <w:sz w:val="24"/>
-          <w:szCs w:val="24"/>
-          <w:lang w:val="uk-UA"/>
-        </w:rPr>
-      </w:pPr>
-      <w:r>
-        <w:rPr>
-          <w:rFonts w:ascii="Times New Roman" w:eastAsia="Times New Roman" w:hAnsi="Times New Roman" w:cs="Times New Roman"/>
-          <w:sz w:val="24"/>
-          <w:szCs w:val="24"/>
-          <w:lang w:val="uk-UA"/>
-        </w:rPr>
         <w:t>Господи, ти був нам пристановищем* по всі роди.</w:t>
       </w:r>
     </w:p>
@@ -20657,20 +20849,21 @@
     </w:p>
     <w:p>
       <w:pPr>
-        <w:spacing w:after="120"/>
-        <w:rPr>
-          <w:rFonts w:ascii="Times New Roman" w:eastAsia="Times New Roman" w:hAnsi="Times New Roman" w:cs="Times New Roman"/>
-          <w:lang w:val="uk-UA"/>
-        </w:rPr>
-      </w:pPr>
-      <w:r>
-        <w:rPr>
-          <w:rFonts w:ascii="Times New Roman" w:eastAsia="Times New Roman" w:hAnsi="Times New Roman" w:cs="Times New Roman"/>
-          <w:sz w:val="24"/>
-          <w:szCs w:val="24"/>
-          <w:lang w:val="uk-UA"/>
-        </w:rPr>
-        <w:t xml:space="preserve">Святий Боже, святий Кріпкий, святий Безсмертний, помилуй нас. </w:t>
+        <w:rPr>
+          <w:rFonts w:ascii="Times New Roman" w:eastAsia="Times New Roman" w:hAnsi="Times New Roman" w:cs="Times New Roman"/>
+          <w:sz w:val="24"/>
+          <w:szCs w:val="24"/>
+          <w:lang w:val="uk-UA"/>
+        </w:rPr>
+      </w:pPr>
+      <w:r>
+        <w:rPr>
+          <w:rFonts w:ascii="Times New Roman" w:eastAsia="Times New Roman" w:hAnsi="Times New Roman" w:cs="Times New Roman"/>
+          <w:sz w:val="24"/>
+          <w:szCs w:val="24"/>
+          <w:lang w:val="uk-UA"/>
+        </w:rPr>
+        <w:t xml:space="preserve">Святи́й Бо́же, святи́й Крі́пкий, святи́й Безсме́ртний, поми́луй нас. </w:t>
       </w:r>
       <w:r>
         <w:rPr>
@@ -20686,63 +20879,68 @@
     </w:p>
     <w:p>
       <w:pPr>
-        <w:spacing w:after="120"/>
-        <w:rPr>
-          <w:rFonts w:ascii="Times New Roman" w:eastAsia="Times New Roman" w:hAnsi="Times New Roman" w:cs="Times New Roman"/>
-          <w:lang w:val="uk-UA"/>
-        </w:rPr>
-      </w:pPr>
-      <w:r>
-        <w:rPr>
-          <w:rFonts w:ascii="Times New Roman" w:eastAsia="Times New Roman" w:hAnsi="Times New Roman" w:cs="Times New Roman"/>
-          <w:sz w:val="24"/>
-          <w:szCs w:val="24"/>
-          <w:lang w:val="uk-UA"/>
-        </w:rPr>
-        <w:t>Слава Отцю, і Сину, і Святому Духові,* і нині і повсякчас, і на віки віків. Амінь.</w:t>
-      </w:r>
-    </w:p>
-    <w:p>
-      <w:pPr>
-        <w:spacing w:after="120"/>
-        <w:jc w:val="both"/>
-        <w:rPr>
-          <w:rFonts w:ascii="Times New Roman" w:eastAsia="Times New Roman" w:hAnsi="Times New Roman" w:cs="Times New Roman"/>
-          <w:i/>
-          <w:sz w:val="24"/>
-          <w:szCs w:val="24"/>
-          <w:lang w:val="uk-UA"/>
-        </w:rPr>
-      </w:pPr>
-      <w:r>
-        <w:rPr>
-          <w:rFonts w:ascii="Times New Roman" w:eastAsia="Times New Roman" w:hAnsi="Times New Roman" w:cs="Times New Roman"/>
-          <w:sz w:val="24"/>
-          <w:szCs w:val="24"/>
-          <w:lang w:val="uk-UA"/>
-        </w:rPr>
-        <w:t>Святий Безсмертний, помилуй нас.</w:t>
-      </w:r>
-    </w:p>
-    <w:p>
-      <w:pPr>
-        <w:spacing w:after="120"/>
-        <w:jc w:val="both"/>
-        <w:rPr>
-          <w:rFonts w:ascii="Times New Roman" w:eastAsia="Times New Roman" w:hAnsi="Times New Roman" w:cs="Times New Roman"/>
-          <w:sz w:val="24"/>
-          <w:szCs w:val="24"/>
-          <w:lang w:val="uk-UA"/>
-        </w:rPr>
-      </w:pPr>
-      <w:r>
-        <w:rPr>
-          <w:rFonts w:ascii="Times New Roman" w:eastAsia="Times New Roman" w:hAnsi="Times New Roman" w:cs="Times New Roman"/>
-          <w:sz w:val="24"/>
-          <w:szCs w:val="24"/>
-          <w:lang w:val="uk-UA"/>
-        </w:rPr>
-        <w:t>Святий Боже, святий Кріпкий, святий Безсмертний, помилуй нас.</w:t>
+        <w:rPr>
+          <w:rFonts w:ascii="Times New Roman" w:eastAsia="Times New Roman" w:hAnsi="Times New Roman" w:cs="Times New Roman"/>
+          <w:sz w:val="24"/>
+          <w:szCs w:val="24"/>
+          <w:lang w:val="uk-UA"/>
+        </w:rPr>
+      </w:pPr>
+      <w:r>
+        <w:rPr>
+          <w:rFonts w:ascii="Times New Roman" w:eastAsia="Times New Roman" w:hAnsi="Times New Roman" w:cs="Times New Roman"/>
+          <w:sz w:val="24"/>
+          <w:szCs w:val="24"/>
+          <w:lang w:val="uk-UA"/>
+        </w:rPr>
+        <w:t>Сла́ва Отцю́, і Си́ну, і Свято́му Ду́хові,* і ни́ні, і повсякча́с, і на ві́ки вікі́в. Амі́нь.</w:t>
+      </w:r>
+    </w:p>
+    <w:p>
+      <w:pPr>
+        <w:rPr>
+          <w:rFonts w:ascii="Times New Roman" w:eastAsia="Times New Roman" w:hAnsi="Times New Roman" w:cs="Times New Roman"/>
+          <w:sz w:val="24"/>
+          <w:szCs w:val="24"/>
+          <w:lang w:val="uk-UA"/>
+        </w:rPr>
+      </w:pPr>
+      <w:r>
+        <w:rPr>
+          <w:rFonts w:ascii="Times New Roman" w:eastAsia="Times New Roman" w:hAnsi="Times New Roman" w:cs="Times New Roman"/>
+          <w:sz w:val="24"/>
+          <w:szCs w:val="24"/>
+          <w:lang w:val="uk-UA"/>
+        </w:rPr>
+        <w:t>Святи́й Безсме́ртний, поми́луй нас.</w:t>
+      </w:r>
+    </w:p>
+    <w:p>
+      <w:pPr>
+        <w:rPr>
+          <w:rFonts w:ascii="Times New Roman" w:eastAsia="Times New Roman" w:hAnsi="Times New Roman" w:cs="Times New Roman"/>
+          <w:sz w:val="24"/>
+          <w:szCs w:val="24"/>
+          <w:lang w:val="uk-UA"/>
+        </w:rPr>
+      </w:pPr>
+      <w:r>
+        <w:rPr>
+          <w:rFonts w:ascii="Times New Roman" w:eastAsia="Times New Roman" w:hAnsi="Times New Roman" w:cs="Times New Roman"/>
+          <w:sz w:val="24"/>
+          <w:szCs w:val="24"/>
+          <w:lang w:val="uk-UA"/>
+        </w:rPr>
+        <w:t>Святи́й Бо́же, святи́й Крі́пкий, святи́й Безсме́ртний, поми́луй нас</w:t>
+      </w:r>
+      <w:r>
+        <w:rPr>
+          <w:rFonts w:ascii="Times New Roman" w:eastAsia="Times New Roman" w:hAnsi="Times New Roman" w:cs="Times New Roman"/>
+          <w:sz w:val="24"/>
+          <w:szCs w:val="24"/>
+          <w:lang w:val="uk-UA"/>
+        </w:rPr>
+        <w:t>.</w:t>
       </w:r>
     </w:p>
     <w:p>
@@ -21251,7 +21449,7 @@
           <w:u w:val="single"/>
           <w:lang w:val="uk-UA"/>
         </w:rPr>
-        <w:t xml:space="preserve">[Владико, Боже святий і неосяжний, що казав із темряви світлові засіяти, що заспокоїв нас у нічному сні й підвів до величання і моління Твоєї доброти! Ти, що даєш себе умолити задля </w:t>
+        <w:t xml:space="preserve">[Владико, Боже святий і неосяжний, що казав із темряви світлові засіяти, що заспокоїв нас у нічному сні й підвів до величання і моління Твоєї доброти! Ти, що даєш себе умолити задля свого милосердя, прийми і нині нас, що поклоняємося Тобі й по силі благодаримо Тебе; і даруй нам те, чого просимо задля спасіння. Вчини нас синами світла і дня та спадкоємцями вічних Твоїх благ. Пом'яни, Господи, за багатством ласк Твоїх усіх людей, що є і моляться з нами, і </w:t>
       </w:r>
       <w:r>
         <w:rPr>
@@ -21262,7 +21460,7 @@
           <w:lang w:val="uk-UA"/>
         </w:rPr>
         <w:lastRenderedPageBreak/>
-        <w:t>свого милосердя, прийми і нині нас, що поклоняємося Тобі й по силі благодаримо Тебе; і даруй нам те, чого просимо задля спасіння. Вчини нас синами світла і дня та спадкоємцями вічних Твоїх благ. Пом'яни, Господи, за багатством ласк Твоїх усіх людей, що є і моляться з нами, і всю братію нашу на землі й на морі, і на всякому місці володіння Твого, що потребують Твоєї любови й помочі. Усім вияви велику Твою милість, щоб спасенні, як душею так і тілом, завжди перебували й відважно славили чудне й благословенне ім'я Твоє.]</w:t>
+        <w:t>всю братію нашу на землі й на морі, і на всякому місці володіння Твого, що потребують Твоєї любови й помочі. Усім вияви велику Твою милість, щоб спасенні, як душею так і тілом, завжди перебували й відважно славили чудне й благословенне ім'я Твоє.]</w:t>
       </w:r>
     </w:p>
     <w:p>
@@ -21929,47 +22127,47 @@
           <w:color w:val="FF0000"/>
           <w:lang w:val="uk-UA"/>
         </w:rPr>
+        <w:t>Тропарі</w:t>
+      </w:r>
+    </w:p>
+    <w:p>
+      <w:pPr>
+        <w:spacing w:after="120"/>
+        <w:jc w:val="both"/>
+        <w:rPr>
+          <w:rFonts w:ascii="Times New Roman" w:eastAsia="Times New Roman" w:hAnsi="Times New Roman" w:cs="Times New Roman"/>
+          <w:sz w:val="24"/>
+          <w:szCs w:val="24"/>
+          <w:lang w:val="uk-UA"/>
+        </w:rPr>
+      </w:pPr>
+    </w:p>
+    <w:p>
+      <w:pPr>
+        <w:spacing w:after="120"/>
+        <w:jc w:val="both"/>
+        <w:rPr>
+          <w:rFonts w:ascii="Times New Roman" w:eastAsia="Times New Roman" w:hAnsi="Times New Roman" w:cs="Times New Roman"/>
+          <w:sz w:val="24"/>
+          <w:szCs w:val="24"/>
+          <w:lang w:val="uk-UA"/>
+        </w:rPr>
+      </w:pPr>
+    </w:p>
+    <w:p>
+      <w:pPr>
+        <w:pStyle w:val="Heading1"/>
+        <w:rPr>
+          <w:rFonts w:ascii="Times New Roman" w:hAnsi="Times New Roman" w:cs="Times New Roman"/>
+          <w:lang w:val="uk-UA"/>
+        </w:rPr>
+      </w:pPr>
+      <w:r>
+        <w:rPr>
+          <w:rFonts w:ascii="Times New Roman" w:hAnsi="Times New Roman" w:cs="Times New Roman"/>
+          <w:lang w:val="uk-UA"/>
+        </w:rPr>
         <w:lastRenderedPageBreak/>
-        <w:t>Тропарі</w:t>
-      </w:r>
-    </w:p>
-    <w:p>
-      <w:pPr>
-        <w:spacing w:after="120"/>
-        <w:jc w:val="both"/>
-        <w:rPr>
-          <w:rFonts w:ascii="Times New Roman" w:eastAsia="Times New Roman" w:hAnsi="Times New Roman" w:cs="Times New Roman"/>
-          <w:sz w:val="24"/>
-          <w:szCs w:val="24"/>
-          <w:lang w:val="uk-UA"/>
-        </w:rPr>
-      </w:pPr>
-    </w:p>
-    <w:p>
-      <w:pPr>
-        <w:spacing w:after="120"/>
-        <w:jc w:val="both"/>
-        <w:rPr>
-          <w:rFonts w:ascii="Times New Roman" w:eastAsia="Times New Roman" w:hAnsi="Times New Roman" w:cs="Times New Roman"/>
-          <w:sz w:val="24"/>
-          <w:szCs w:val="24"/>
-          <w:lang w:val="uk-UA"/>
-        </w:rPr>
-      </w:pPr>
-    </w:p>
-    <w:p>
-      <w:pPr>
-        <w:pStyle w:val="Heading1"/>
-        <w:rPr>
-          <w:rFonts w:ascii="Times New Roman" w:hAnsi="Times New Roman" w:cs="Times New Roman"/>
-          <w:lang w:val="uk-UA"/>
-        </w:rPr>
-      </w:pPr>
-      <w:r>
-        <w:rPr>
-          <w:rFonts w:ascii="Times New Roman" w:hAnsi="Times New Roman" w:cs="Times New Roman"/>
-          <w:lang w:val="uk-UA"/>
-        </w:rPr>
         <w:t>#потрійна_єктенія_утрені</w:t>
       </w:r>
     </w:p>
@@ -22069,7 +22267,25 @@
           <w:szCs w:val="24"/>
           <w:lang w:val="uk-UA"/>
         </w:rPr>
-        <w:t xml:space="preserve">Ще молимось за святішого вселенського архиєрея Франциска, папу Римського, і за блаженнішого патріярха нашого Святослава, і за преосвященнішого архиєпископа і митрополита нашого кир </w:t>
+        <w:t xml:space="preserve">Ще молимось за святішого вселенського архиєрея </w:t>
+      </w:r>
+      <w:r>
+        <w:rPr>
+          <w:rFonts w:ascii="Times New Roman" w:eastAsia="Times New Roman" w:hAnsi="Times New Roman" w:cs="Times New Roman"/>
+          <w:sz w:val="24"/>
+          <w:szCs w:val="24"/>
+          <w:lang w:val="uk-UA"/>
+        </w:rPr>
+        <w:t>Лева</w:t>
+      </w:r>
+      <w:r>
+        <w:rPr>
+          <w:rFonts w:ascii="Times New Roman" w:eastAsia="Times New Roman" w:hAnsi="Times New Roman" w:cs="Times New Roman"/>
+          <w:sz w:val="24"/>
+          <w:szCs w:val="24"/>
+          <w:lang w:val="uk-UA"/>
+        </w:rPr>
+        <w:t xml:space="preserve">, папу Римського, і за блаженнішого патріярха нашого Святослава, і за преосвященнішого архиєпископа і митрополита нашого кир </w:t>
       </w:r>
       <w:r>
         <w:rPr>
@@ -22781,6 +22997,7 @@
   <w:style w:type="paragraph" w:default="1" w:styleId="Normal">
     <w:name w:val="Normal"/>
     <w:qFormat/>
+    <w:rsid w:val="00B76E61"/>
   </w:style>
   <w:style w:type="paragraph" w:styleId="Heading1">
     <w:name w:val="heading 1"/>
@@ -23031,6 +23248,23 @@
       <w:color w:val="666666"/>
       <w:sz w:val="48"/>
       <w:szCs w:val="48"/>
+    </w:rPr>
+  </w:style>
+  <w:style w:type="paragraph" w:styleId="NormalWeb">
+    <w:name w:val="Normal (Web)"/>
+    <w:basedOn w:val="Normal"/>
+    <w:uiPriority w:val="99"/>
+    <w:semiHidden/>
+    <w:unhideWhenUsed/>
+    <w:rsid w:val="00B76E61"/>
+    <w:pPr>
+      <w:spacing w:before="100" w:beforeAutospacing="1" w:after="100" w:afterAutospacing="1" w:line="240" w:lineRule="auto"/>
+    </w:pPr>
+    <w:rPr>
+      <w:rFonts w:ascii="Times New Roman" w:eastAsia="Times New Roman" w:hAnsi="Times New Roman" w:cs="Times New Roman"/>
+      <w:sz w:val="24"/>
+      <w:szCs w:val="24"/>
+      <w:lang w:val="uk-UA"/>
     </w:rPr>
   </w:style>
 </w:styles>
